--- a/docs/개선사항.docx
+++ b/docs/개선사항.docx
@@ -4,66 +4,28 @@
   <w:body>
     <w:p>
       <w:pPr>
-        <w:pStyle w:val="Title"/>
+        <w:pStyle w:val="Heading1"/>
       </w:pPr>
       <w:r>
-        <w:rPr>
-          <w:rFonts w:ascii="Malgun Gothic" w:hAnsi="Malgun Gothic" w:eastAsia="맑은 고딕"/>
-        </w:rPr>
         <w:t>태백푸드 앱 개선 피드백</w:t>
       </w:r>
     </w:p>
     <w:p>
-      <w:pPr>
-        <w:ind w:left="360"/>
-      </w:pPr>
       <w:r>
         <w:rPr>
-          <w:rFonts w:ascii="Malgun Gothic" w:hAnsi="Malgun Gothic" w:eastAsia="맑은 고딕"/>
           <w:i/>
-          <w:color w:val="555555"/>
+          <w:color w:val="666666"/>
         </w:rPr>
-        <w:t>작성: 2026-07-03 · 코드 분석 기준. 실무 리스크 순으로 정리.</w:t>
+        <w:t>최초 작성: 2026-07-03 · 갱신: 2026-07-11 (그간 처리 반영)</w:t>
       </w:r>
     </w:p>
     <w:p>
-      <w:pPr>
-        <w:ind w:left="360"/>
-      </w:pPr>
       <w:r>
         <w:rPr>
-          <w:rFonts w:ascii="Malgun Gothic" w:hAnsi="Malgun Gothic" w:eastAsia="맑은 고딕"/>
           <w:i/>
-          <w:color w:val="555555"/>
+          <w:color w:val="666666"/>
         </w:rPr>
-        <w:t xml:space="preserve">우선 착수 추천: </w:t>
-      </w:r>
-      <w:r>
-        <w:rPr>
-          <w:rFonts w:ascii="Malgun Gothic" w:hAnsi="Malgun Gothic" w:eastAsia="맑은 고딕"/>
-          <w:b/>
-          <w:i/>
-          <w:color w:val="555555"/>
-        </w:rPr>
-        <w:t>1(로트 정리) → 2(원료 단일 소스) → 5(역추적)</w:t>
-      </w:r>
-    </w:p>
-    <w:p>
-      <w:pPr>
-        <w:pBdr>
-          <w:bottom w:val="single" w:sz="6" w:space="1" w:color="CCCCCC"/>
-        </w:pBdr>
-      </w:pPr>
-    </w:p>
-    <w:p>
-      <w:pPr>
-        <w:pStyle w:val="Heading1"/>
-      </w:pPr>
-      <w:r>
-        <w:rPr>
-          <w:rFonts w:ascii="Malgun Gothic" w:hAnsi="Malgun Gothic" w:eastAsia="맑은 고딕"/>
-        </w:rPr>
-        <w:t>종합 평가 (구조 / 최적화 / 업무 구현)</w:t>
+        <w:t>상태 표기: ✅ 완료 · 🟡 부분 · ⬜ 미착수</w:t>
       </w:r>
     </w:p>
     <w:p>
@@ -71,9 +33,14 @@
         <w:pStyle w:val="Heading2"/>
       </w:pPr>
       <w:r>
-        <w:rPr>
-          <w:rFonts w:ascii="Malgun Gothic" w:hAnsi="Malgun Gothic" w:eastAsia="맑은 고딕"/>
-        </w:rPr>
+        <w:t>종합 평가 (구조 / 최적화 / 업무 구현)</w:t>
+      </w:r>
+    </w:p>
+    <w:p>
+      <w:pPr>
+        <w:pStyle w:val="Heading3"/>
+      </w:pPr>
+      <w:r>
         <w:t>A. 구조 체계성 — ★★★☆☆ (보통)</w:t>
       </w:r>
     </w:p>
@@ -83,15 +50,11 @@
       </w:pPr>
       <w:r>
         <w:rPr>
-          <w:rFonts w:ascii="Malgun Gothic" w:hAnsi="Malgun Gothic" w:eastAsia="맑은 고딕"/>
           <w:b/>
         </w:rPr>
         <w:t>좋은 점</w:t>
       </w:r>
       <w:r>
-        <w:rPr>
-          <w:rFonts w:ascii="Malgun Gothic" w:hAnsi="Malgun Gothic" w:eastAsia="맑은 고딕"/>
-        </w:rPr>
         <w:t>: 공통 컴포넌트(PageHeader)·공통 서비스(firebaseService)·공통 유틸(lotUtils/rawReceipt/formula) 분리, 구독 중앙화(useAppData), 타입 단일 파일(types.ts), feature 폴더 구조.</w:t>
       </w:r>
     </w:p>
@@ -101,15 +64,11 @@
       </w:pPr>
       <w:r>
         <w:rPr>
-          <w:rFonts w:ascii="Malgun Gothic" w:hAnsi="Malgun Gothic" w:eastAsia="맑은 고딕"/>
           <w:b/>
         </w:rPr>
         <w:t>문제 점</w:t>
       </w:r>
       <w:r>
-        <w:rPr>
-          <w:rFonts w:ascii="Malgun Gothic" w:hAnsi="Malgun Gothic" w:eastAsia="맑은 고딕"/>
-        </w:rPr>
         <w:t>:</w:t>
       </w:r>
     </w:p>
@@ -119,68 +78,12 @@
       </w:pPr>
       <w:r>
         <w:rPr>
-          <w:rFonts w:ascii="Malgun Gothic" w:hAnsi="Malgun Gothic" w:eastAsia="맑은 고딕"/>
           <w:b/>
         </w:rPr>
         <w:t>God component</w:t>
       </w:r>
       <w:r>
-        <w:rPr>
-          <w:rFonts w:ascii="Malgun Gothic" w:hAnsi="Malgun Gothic" w:eastAsia="맑은 고딕"/>
-        </w:rPr>
-        <w:t xml:space="preserve">: </w:t>
-      </w:r>
-      <w:r>
-        <w:rPr>
-          <w:rFonts w:ascii="Malgun Gothic" w:hAnsi="Malgun Gothic" w:eastAsia="맑은 고딕"/>
-          <w:color w:val="B03060"/>
-        </w:rPr>
-        <w:t>HaccpChecklist 4114줄</w:t>
-      </w:r>
-      <w:r>
-        <w:rPr>
-          <w:rFonts w:ascii="Malgun Gothic" w:hAnsi="Malgun Gothic" w:eastAsia="맑은 고딕"/>
-        </w:rPr>
-        <w:t xml:space="preserve">, </w:t>
-      </w:r>
-      <w:r>
-        <w:rPr>
-          <w:rFonts w:ascii="Malgun Gothic" w:hAnsi="Malgun Gothic" w:eastAsia="맑은 고딕"/>
-          <w:color w:val="B03060"/>
-        </w:rPr>
-        <w:t>AdminApp 4039줄</w:t>
-      </w:r>
-      <w:r>
-        <w:rPr>
-          <w:rFonts w:ascii="Malgun Gothic" w:hAnsi="Malgun Gothic" w:eastAsia="맑은 고딕"/>
-        </w:rPr>
-        <w:t xml:space="preserve">, </w:t>
-      </w:r>
-      <w:r>
-        <w:rPr>
-          <w:rFonts w:ascii="Malgun Gothic" w:hAnsi="Malgun Gothic" w:eastAsia="맑은 고딕"/>
-          <w:color w:val="B03060"/>
-        </w:rPr>
-        <w:t>TradeStatement 3693줄</w:t>
-      </w:r>
-      <w:r>
-        <w:rPr>
-          <w:rFonts w:ascii="Malgun Gothic" w:hAnsi="Malgun Gothic" w:eastAsia="맑은 고딕"/>
-        </w:rPr>
-        <w:t xml:space="preserve">, </w:t>
-      </w:r>
-      <w:r>
-        <w:rPr>
-          <w:rFonts w:ascii="Malgun Gothic" w:hAnsi="Malgun Gothic" w:eastAsia="맑은 고딕"/>
-          <w:color w:val="B03060"/>
-        </w:rPr>
-        <w:t>ItemList 2419줄</w:t>
-      </w:r>
-      <w:r>
-        <w:rPr>
-          <w:rFonts w:ascii="Malgun Gothic" w:hAnsi="Malgun Gothic" w:eastAsia="맑은 고딕"/>
-        </w:rPr>
-        <w:t>. 한 파일에 상태·핸들러·렌더·비즈니스 로직이 다 몰림 → 유지보수·리뷰·재사용 어려움.</w:t>
+        <w:t>: HaccpChecklist·AdminApp·TradeStatement·ItemList 초대형(수천 줄). 한 파일에 상태·핸들러·렌더·비즈니스 로직이 다 몰림. → 재고 엔진(생산/출고)은 reconcileOrderStock 등으로 일부 정돈했으나 여전히 AdminApp 안에 있음.</w:t>
       </w:r>
     </w:p>
     <w:p>
@@ -189,16 +92,12 @@
       </w:pPr>
       <w:r>
         <w:rPr>
-          <w:rFonts w:ascii="Malgun Gothic" w:hAnsi="Malgun Gothic" w:eastAsia="맑은 고딕"/>
           <w:b/>
         </w:rPr>
-        <w:t>비즈니스 로직이 UI 컴포넌트 안에</w:t>
+        <w:t>다중 진실 소스</w:t>
       </w:r>
       <w:r>
-        <w:rPr>
-          <w:rFonts w:ascii="Malgun Gothic" w:hAnsi="Malgun Gothic" w:eastAsia="맑은 고딕"/>
-        </w:rPr>
-        <w:t>: 재고 차감·전표·입고 로직이 AdminApp render 클로저에 흩어짐(도메인 계층 부재).</w:t>
+        <w:t>: item.stock↔lots(원료는 lots 단일화 ✅), PRODUCT_FORMULA↔item_formula(우선순위 통일 🟡), Standard_Price↔price(통일 ✅).</w:t>
       </w:r>
     </w:p>
     <w:p>
@@ -207,33 +106,11 @@
       </w:pPr>
       <w:r>
         <w:rPr>
-          <w:rFonts w:ascii="Malgun Gothic" w:hAnsi="Malgun Gothic" w:eastAsia="맑은 고딕"/>
-          <w:b/>
-        </w:rPr>
-        <w:t>다중 진실 소스</w:t>
-      </w:r>
-      <w:r>
-        <w:rPr>
-          <w:rFonts w:ascii="Malgun Gothic" w:hAnsi="Malgun Gothic" w:eastAsia="맑은 고딕"/>
-        </w:rPr>
-        <w:t>: item.stock↔lots, PRODUCT_FORMULA↔item_formula, Standard_Price↔price 등.</w:t>
-      </w:r>
-    </w:p>
-    <w:p>
-      <w:pPr>
-        <w:pStyle w:val="ListBullet2"/>
-      </w:pPr>
-      <w:r>
-        <w:rPr>
-          <w:rFonts w:ascii="Malgun Gothic" w:hAnsi="Malgun Gothic" w:eastAsia="맑은 고딕"/>
           <w:b/>
         </w:rPr>
         <w:t>deprecated 이중 스키마 다수</w:t>
       </w:r>
       <w:r>
-        <w:rPr>
-          <w:rFonts w:ascii="Malgun Gothic" w:hAnsi="Malgun Gothic" w:eastAsia="맑은 고딕"/>
-        </w:rPr>
         <w:t>(types.ts) → 곳곳에서 하위호환 분기.</w:t>
       </w:r>
     </w:p>
@@ -243,27 +120,20 @@
       </w:pPr>
       <w:r>
         <w:rPr>
-          <w:rFonts w:ascii="Malgun Gothic" w:hAnsi="Malgun Gothic" w:eastAsia="맑은 고딕"/>
           <w:b/>
         </w:rPr>
         <w:t>테스트 0개</w:t>
       </w:r>
       <w:r>
-        <w:rPr>
-          <w:rFonts w:ascii="Malgun Gothic" w:hAnsi="Malgun Gothic" w:eastAsia="맑은 고딕"/>
-        </w:rPr>
-        <w:t>(프로젝트 코드). 재고/원가 같은 정합성 핵심 로직에 회귀 방지 장치 없음.</w:t>
+        <w:t>. 재고/원가 같은 정합성 핵심 로직에 회귀 방지 장치 없음.</w:t>
       </w:r>
     </w:p>
     <w:p>
       <w:pPr>
-        <w:pStyle w:val="Heading2"/>
+        <w:pStyle w:val="Heading3"/>
       </w:pPr>
       <w:r>
-        <w:rPr>
-          <w:rFonts w:ascii="Malgun Gothic" w:hAnsi="Malgun Gothic" w:eastAsia="맑은 고딕"/>
-        </w:rPr>
-        <w:t>B. 최적화(읽기/성능) — ★★★★☆ (양호)</w:t>
+        <w:t>B. 최적화(읽기/성능) — ★★★☆☆ (양호하나 함정 있었음)</w:t>
       </w:r>
     </w:p>
     <w:p>
@@ -272,29 +142,21 @@
       </w:pPr>
       <w:r>
         <w:rPr>
-          <w:rFonts w:ascii="Malgun Gothic" w:hAnsi="Malgun Gothic" w:eastAsia="맑은 고딕"/>
           <w:b/>
         </w:rPr>
         <w:t>좋은 점</w:t>
       </w:r>
       <w:r>
-        <w:rPr>
-          <w:rFonts w:ascii="Malgun Gothic" w:hAnsi="Malgun Gothic" w:eastAsia="맑은 고딕"/>
-        </w:rPr>
-        <w:t xml:space="preserve">: 고volume 컬렉션(수불부·전표·채팅·반품·스냅샷 로그)은 </w:t>
+        <w:t xml:space="preserve">: 채팅·파레트·수불부 같은 </w:t>
       </w:r>
       <w:r>
         <w:rPr>
-          <w:rFonts w:ascii="Malgun Gothic" w:hAnsi="Malgun Gothic" w:eastAsia="맑은 고딕"/>
           <w:b/>
         </w:rPr>
-        <w:t>최근 7일 구독</w:t>
+        <w:t>활동성 컬렉션</w:t>
       </w:r>
       <w:r>
-        <w:rPr>
-          <w:rFonts w:ascii="Malgun Gothic" w:hAnsi="Malgun Gothic" w:eastAsia="맑은 고딕"/>
-        </w:rPr>
-        <w:t>, 과거는 온디맨드 로드 → 읽기 비용 통제 잘 됨. lot FIFO·수율 계산 등 도메인 연산 정돈됨.</w:t>
+        <w:t>은 최근 N일 구독으로 읽기 비용 통제. lot FIFO·수율 계산 등 도메인 연산 정돈됨.</w:t>
       </w:r>
     </w:p>
     <w:p>
@@ -303,15 +165,122 @@
       </w:pPr>
       <w:r>
         <w:rPr>
-          <w:rFonts w:ascii="Malgun Gothic" w:hAnsi="Malgun Gothic" w:eastAsia="맑은 고딕"/>
           <w:b/>
         </w:rPr>
         <w:t>문제 점</w:t>
       </w:r>
       <w:r>
+        <w:t>:</w:t>
+      </w:r>
+    </w:p>
+    <w:p>
+      <w:pPr>
+        <w:pStyle w:val="ListBullet2"/>
+      </w:pPr>
+      <w:r>
+        <w:t xml:space="preserve">🐞 </w:t>
+      </w:r>
+      <w:r>
         <w:rPr>
-          <w:rFonts w:ascii="Malgun Gothic" w:hAnsi="Malgun Gothic" w:eastAsia="맑은 고딕"/>
+          <w:b/>
         </w:rPr>
+        <w:t>[2026-07-11 발견·수정] 전표(issuedStatements)가 "최근 7일"로만 구독되고 있었음.</w:t>
+      </w:r>
+      <w:r>
+        <w:t xml:space="preserve"> 채팅용 7일 패턴을 </w:t>
+      </w:r>
+      <w:r>
+        <w:rPr>
+          <w:b/>
+        </w:rPr>
+        <w:t>재무 원장</w:t>
+      </w:r>
+      <w:r>
+        <w:t xml:space="preserve">에 잘못 적용 → 손익·현금흐름·미수금이 전부 최근 7일 전표만 집계(예: 7월 매출 6,329만이 3,743만으로 축소 표시). </w:t>
+      </w:r>
+      <w:r>
+        <w:rPr>
+          <w:b/>
+        </w:rPr>
+        <w:t>전체 구독으로 변경 완료 ✅.</w:t>
+      </w:r>
+      <w:r>
+        <w:t xml:space="preserve"> → 재무·원장 성격 컬렉션은 recent 구독 금지 원칙.</w:t>
+      </w:r>
+    </w:p>
+    <w:p>
+      <w:pPr>
+        <w:pStyle w:val="ListBullet2"/>
+      </w:pPr>
+      <w:r>
+        <w:t xml:space="preserve">purchaseOrders·items </w:t>
+      </w:r>
+      <w:r>
+        <w:rPr>
+          <w:b/>
+        </w:rPr>
+        <w:t>전체 라이브 구독</w:t>
+      </w:r>
+      <w:r>
+        <w:t xml:space="preserve"> → 누적 시 매 세션 전량 읽기(#9). 특히 items는 lots 배열로 페이로드 큼(소진 lot 정리로 완화 ✅).</w:t>
+      </w:r>
+    </w:p>
+    <w:p>
+      <w:pPr>
+        <w:pStyle w:val="ListBullet2"/>
+      </w:pPr>
+      <w:r>
+        <w:rPr>
+          <w:b/>
+        </w:rPr>
+        <w:t>native alert/confirm 다수</w:t>
+      </w:r>
+      <w:r>
+        <w:t xml:space="preserve"> — 블로킹·비일관 UX.</w:t>
+      </w:r>
+    </w:p>
+    <w:p>
+      <w:pPr>
+        <w:pStyle w:val="Heading3"/>
+      </w:pPr>
+      <w:r>
+        <w:t>C. 실제 업무 구현 — ★★★★☆ (넓게 구현, 제조 정합성 보강됨)</w:t>
+      </w:r>
+    </w:p>
+    <w:p>
+      <w:pPr>
+        <w:pStyle w:val="ListBullet"/>
+      </w:pPr>
+      <w:r>
+        <w:rPr>
+          <w:b/>
+        </w:rPr>
+        <w:t>좋은 점</w:t>
+      </w:r>
+      <w:r>
+        <w:t xml:space="preserve">: 원료 입고/사용/lot·매출/매입/비용 전표·세금계산서·배송·재고·생산실적·HACCP·인사까지 업무 범위 매우 넓음. 참기름 제조업 특유의 </w:t>
+      </w:r>
+      <w:r>
+        <w:rPr>
+          <w:b/>
+        </w:rPr>
+        <w:t>원료 배합(BOM)·FIFO 차감·수불부</w:t>
+      </w:r>
+      <w:r>
+        <w:t>가 실제 워크플로우로 반영됨.</w:t>
+      </w:r>
+    </w:p>
+    <w:p>
+      <w:pPr>
+        <w:pStyle w:val="ListBullet"/>
+      </w:pPr>
+      <w:r>
+        <w:rPr>
+          <w:b/>
+        </w:rPr>
+        <w:t>최근 보강(2026-07-10~11)</w:t>
+      </w:r>
+      <w:r>
         <w:t>:</w:t>
       </w:r>
     </w:p>
@@ -321,55 +290,12 @@
       </w:pPr>
       <w:r>
         <w:rPr>
-          <w:rFonts w:ascii="Malgun Gothic" w:hAnsi="Malgun Gothic" w:eastAsia="맑은 고딕"/>
-          <w:color w:val="B03060"/>
+          <w:b/>
         </w:rPr>
-        <w:t>purchaseOrders</w:t>
+        <w:t>생산/출고 재고 분리 ✅</w:t>
       </w:r>
       <w:r>
-        <w:rPr>
-          <w:rFonts w:ascii="Malgun Gothic" w:hAnsi="Malgun Gothic" w:eastAsia="맑은 고딕"/>
-        </w:rPr>
-        <w:t>·</w:t>
-      </w:r>
-      <w:r>
-        <w:rPr>
-          <w:rFonts w:ascii="Malgun Gothic" w:hAnsi="Malgun Gothic" w:eastAsia="맑은 고딕"/>
-          <w:color w:val="B03060"/>
-        </w:rPr>
-        <w:t>items</w:t>
-      </w:r>
-      <w:r>
-        <w:rPr>
-          <w:rFonts w:ascii="Malgun Gothic" w:hAnsi="Malgun Gothic" w:eastAsia="맑은 고딕"/>
-        </w:rPr>
-        <w:t xml:space="preserve"> </w:t>
-      </w:r>
-      <w:r>
-        <w:rPr>
-          <w:rFonts w:ascii="Malgun Gothic" w:hAnsi="Malgun Gothic" w:eastAsia="맑은 고딕"/>
-          <w:b/>
-        </w:rPr>
-        <w:t>전체 라이브 구독</w:t>
-      </w:r>
-      <w:r>
-        <w:rPr>
-          <w:rFonts w:ascii="Malgun Gothic" w:hAnsi="Malgun Gothic" w:eastAsia="맑은 고딕"/>
-        </w:rPr>
-        <w:t xml:space="preserve"> → 누적 시 매 세션 전량 읽기(#9). 특히 items는 </w:t>
-      </w:r>
-      <w:r>
-        <w:rPr>
-          <w:rFonts w:ascii="Malgun Gothic" w:hAnsi="Malgun Gothic" w:eastAsia="맑은 고딕"/>
-          <w:color w:val="B03060"/>
-        </w:rPr>
-        <w:t>lots</w:t>
-      </w:r>
-      <w:r>
-        <w:rPr>
-          <w:rFonts w:ascii="Malgun Gothic" w:hAnsi="Malgun Gothic" w:eastAsia="맑은 고딕"/>
-        </w:rPr>
-        <w:t xml:space="preserve"> 배열로 페이로드 큼.</w:t>
+        <w:t>: 작업완료=생산처리(원료·부자재 차감 + 완제품 재고 +), 출고=재고 −, 되돌리기 지원(#4 해소).</w:t>
       </w:r>
     </w:p>
     <w:p>
@@ -378,16 +304,12 @@
       </w:pPr>
       <w:r>
         <w:rPr>
-          <w:rFonts w:ascii="Malgun Gothic" w:hAnsi="Malgun Gothic" w:eastAsia="맑은 고딕"/>
           <w:b/>
         </w:rPr>
-        <w:t>native alert/confirm 100곳</w:t>
+        <w:t>즉석배합(phantom) 반제품 ✅</w:t>
       </w:r>
       <w:r>
-        <w:rPr>
-          <w:rFonts w:ascii="Malgun Gothic" w:hAnsi="Malgun Gothic" w:eastAsia="맑은 고딕"/>
-        </w:rPr>
-        <w:t xml:space="preserve"> — 블로킹·비일관 UX(최적화된 인앱 모달/토스트 아님).</w:t>
+        <w:t>: 완제품 출고 시 배합비대로 원료 재귀 전개 차감(#6 상당 부분).</w:t>
       </w:r>
     </w:p>
     <w:p>
@@ -396,20 +318,26 @@
       </w:pPr>
       <w:r>
         <w:rPr>
-          <w:rFonts w:ascii="Malgun Gothic" w:hAnsi="Malgun Gothic" w:eastAsia="맑은 고딕"/>
+          <w:b/>
         </w:rPr>
-        <w:t>일부 대형 리스트 페이지네이션 미흡(생산실적은 오늘 추가).</w:t>
+        <w:t>원료 배합·수율 편집 UI ✅</w:t>
+      </w:r>
+      <w:r>
+        <w:t>(품목 정보 수정).</w:t>
       </w:r>
     </w:p>
     <w:p>
       <w:pPr>
-        <w:pStyle w:val="Heading2"/>
+        <w:pStyle w:val="ListBullet2"/>
       </w:pPr>
       <w:r>
         <w:rPr>
-          <w:rFonts w:ascii="Malgun Gothic" w:hAnsi="Malgun Gothic" w:eastAsia="맑은 고딕"/>
+          <w:b/>
         </w:rPr>
-        <w:t>C. 실제 업무 구현 — ★★★★☆ (넓게 구현, 제조 정합성 일부 미흡)</w:t>
+        <w:t>간접법 현금흐름표 ✅</w:t>
+      </w:r>
+      <w:r>
+        <w:t>(월별/기간).</w:t>
       </w:r>
     </w:p>
     <w:p>
@@ -418,59 +346,11 @@
       </w:pPr>
       <w:r>
         <w:rPr>
-          <w:rFonts w:ascii="Malgun Gothic" w:hAnsi="Malgun Gothic" w:eastAsia="맑은 고딕"/>
           <w:b/>
         </w:rPr>
-        <w:t>좋은 점</w:t>
+        <w:t>남은 미흡(제조 정합성)</w:t>
       </w:r>
       <w:r>
-        <w:rPr>
-          <w:rFonts w:ascii="Malgun Gothic" w:hAnsi="Malgun Gothic" w:eastAsia="맑은 고딕"/>
-        </w:rPr>
-        <w:t xml:space="preserve">: 원료 입고/사용/lot·매출/매입 전표·세금계산서·배송·재고·생산실적·HACCP·인사까지 </w:t>
-      </w:r>
-      <w:r>
-        <w:rPr>
-          <w:rFonts w:ascii="Malgun Gothic" w:hAnsi="Malgun Gothic" w:eastAsia="맑은 고딕"/>
-          <w:b/>
-        </w:rPr>
-        <w:t>업무 범위 매우 넓음</w:t>
-      </w:r>
-      <w:r>
-        <w:rPr>
-          <w:rFonts w:ascii="Malgun Gothic" w:hAnsi="Malgun Gothic" w:eastAsia="맑은 고딕"/>
-        </w:rPr>
-        <w:t xml:space="preserve">. 참기름 제조업 특유의 </w:t>
-      </w:r>
-      <w:r>
-        <w:rPr>
-          <w:rFonts w:ascii="Malgun Gothic" w:hAnsi="Malgun Gothic" w:eastAsia="맑은 고딕"/>
-          <w:b/>
-        </w:rPr>
-        <w:t>원료 배합(BOM)·FIFO 차감·수불부</w:t>
-      </w:r>
-      <w:r>
-        <w:rPr>
-          <w:rFonts w:ascii="Malgun Gothic" w:hAnsi="Malgun Gothic" w:eastAsia="맑은 고딕"/>
-        </w:rPr>
-        <w:t>가 실제 워크플로우로 반영됨.</w:t>
-      </w:r>
-    </w:p>
-    <w:p>
-      <w:pPr>
-        <w:pStyle w:val="ListBullet"/>
-      </w:pPr>
-      <w:r>
-        <w:rPr>
-          <w:rFonts w:ascii="Malgun Gothic" w:hAnsi="Malgun Gothic" w:eastAsia="맑은 고딕"/>
-          <w:b/>
-        </w:rPr>
-        <w:t>미흡한 점 (제조 정합성)</w:t>
-      </w:r>
-      <w:r>
-        <w:rPr>
-          <w:rFonts w:ascii="Malgun Gothic" w:hAnsi="Malgun Gothic" w:eastAsia="맑은 고딕"/>
-        </w:rPr>
         <w:t>:</w:t>
       </w:r>
     </w:p>
@@ -480,16 +360,12 @@
       </w:pPr>
       <w:r>
         <w:rPr>
-          <w:rFonts w:ascii="Malgun Gothic" w:hAnsi="Malgun Gothic" w:eastAsia="맑은 고딕"/>
           <w:b/>
         </w:rPr>
-        <w:t>생산 = 배송완료 가정</w:t>
+        <w:t>반제품 자체 "생산" 이벤트로의 원료 차감</w:t>
       </w:r>
       <w:r>
-        <w:rPr>
-          <w:rFonts w:ascii="Malgun Gothic" w:hAnsi="Malgun Gothic" w:eastAsia="맑은 고딕"/>
-        </w:rPr>
-        <w:t xml:space="preserve"> → 실제 제조공정/선제조(make-to-stock) 미반영(#4).</w:t>
+        <w:t>은 phantom 전개에 한정(선제조형 반제품 생산 차감은 미구현) 🟡.</w:t>
       </w:r>
     </w:p>
     <w:p>
@@ -498,16 +374,12 @@
       </w:pPr>
       <w:r>
         <w:rPr>
-          <w:rFonts w:ascii="Malgun Gothic" w:hAnsi="Malgun Gothic" w:eastAsia="맑은 고딕"/>
           <w:b/>
         </w:rPr>
-        <w:t>반제품(wip) 원료 차감 없음</w:t>
+        <w:t>실사조정이 lot 이력 뭉갬</w:t>
       </w:r>
       <w:r>
-        <w:rPr>
-          <w:rFonts w:ascii="Malgun Gothic" w:hAnsi="Malgun Gothic" w:eastAsia="맑은 고딕"/>
-        </w:rPr>
-        <w:t>(#6).</w:t>
+        <w:t>(#3) — guard는 고쳤으나 "기존 lot 유지+차액" 방식은 미완 🟡.</w:t>
       </w:r>
     </w:p>
     <w:p>
@@ -516,29 +388,12 @@
       </w:pPr>
       <w:r>
         <w:rPr>
-          <w:rFonts w:ascii="Malgun Gothic" w:hAnsi="Malgun Gothic" w:eastAsia="맑은 고딕"/>
           <w:b/>
         </w:rPr>
-        <w:t>lot 역추적(리콜) 미구현</w:t>
+        <w:t>월별 품목별 재고 스냅샷 없음</w:t>
       </w:r>
       <w:r>
-        <w:rPr>
-          <w:rFonts w:ascii="Malgun Gothic" w:hAnsi="Malgun Gothic" w:eastAsia="맑은 고딕"/>
-        </w:rPr>
-        <w:t xml:space="preserve">(#5), </w:t>
-      </w:r>
-      <w:r>
-        <w:rPr>
-          <w:rFonts w:ascii="Malgun Gothic" w:hAnsi="Malgun Gothic" w:eastAsia="맑은 고딕"/>
-          <w:b/>
-        </w:rPr>
-        <w:t>실사조정이 lot 이력 뭉갬</w:t>
-      </w:r>
-      <w:r>
-        <w:rPr>
-          <w:rFonts w:ascii="Malgun Gothic" w:hAnsi="Malgun Gothic" w:eastAsia="맑은 고딕"/>
-        </w:rPr>
-        <w:t>(#3).</w:t>
+        <w:t>(#10) → 정확한 월 재고평가 어려움.</w:t>
       </w:r>
     </w:p>
     <w:p>
@@ -546,62 +401,18 @@
         <w:pStyle w:val="ListBullet2"/>
       </w:pPr>
       <w:r>
-        <w:rPr>
-          <w:rFonts w:ascii="Malgun Gothic" w:hAnsi="Malgun Gothic" w:eastAsia="맑은 고딕"/>
-          <w:b/>
-        </w:rPr>
-        <w:t>월별 품목 재고 스냅샷 없음</w:t>
-      </w:r>
-      <w:r>
-        <w:rPr>
-          <w:rFonts w:ascii="Malgun Gothic" w:hAnsi="Malgun Gothic" w:eastAsia="맑은 고딕"/>
-        </w:rPr>
-        <w:t xml:space="preserve"> → 정확한 월 손익 산출 어려움(#10).</w:t>
-      </w:r>
-    </w:p>
-    <w:p>
-      <w:pPr>
-        <w:pStyle w:val="ListBullet2"/>
-      </w:pPr>
-      <w:r>
-        <w:rPr>
-          <w:rFonts w:ascii="Malgun Gothic" w:hAnsi="Malgun Gothic" w:eastAsia="맑은 고딕"/>
-        </w:rPr>
         <w:t>OEM(완사입/임가공)·박스/낱개 variant 재고 미구현.</w:t>
       </w:r>
     </w:p>
     <w:p>
       <w:r>
         <w:rPr>
-          <w:rFonts w:ascii="Malgun Gothic" w:hAnsi="Malgun Gothic" w:eastAsia="맑은 고딕"/>
           <w:b/>
         </w:rPr>
         <w:t>한 줄 총평</w:t>
       </w:r>
       <w:r>
-        <w:rPr>
-          <w:rFonts w:ascii="Malgun Gothic" w:hAnsi="Malgun Gothic" w:eastAsia="맑은 고딕"/>
-        </w:rPr>
-        <w:t>: *업무 커버리지와 읽기 최적화는 양호. 다만 (1) 초대형 컴포넌트·다중 진실 소스로 구조 유지보수성이 약하고, (2) 제조·추적(선제조/반제품/역추적/실사이력) 쪽 정합성에 구멍이 있어, 이 두 축을 보강하면 완성도가 크게 오름.*</w:t>
-      </w:r>
-    </w:p>
-    <w:p>
-      <w:pPr>
-        <w:pBdr>
-          <w:bottom w:val="single" w:sz="6" w:space="1" w:color="CCCCCC"/>
-        </w:pBdr>
-      </w:pPr>
-    </w:p>
-    <w:p>
-      <w:pPr>
-        <w:pStyle w:val="Heading1"/>
-      </w:pPr>
-      <w:r>
-        <w:rPr>
-          <w:rFonts w:ascii="Malgun Gothic" w:hAnsi="Malgun Gothic" w:eastAsia="맑은 고딕"/>
-          <w:color w:val="C03030"/>
-        </w:rPr>
-        <w:t>🔴 높음 — 데이터 정합성 / 리스크</w:t>
+        <w:t>: *제조·추적 정합성(생산/출고 분리·phantom·역추적)은 크게 보강됨. 남은 축은 (1) 초대형 컴포넌트·다중 진실 소스 정리, (2) 실사 lot 이력·월별 품목 스냅샷·OEM/variant 재고.*</w:t>
       </w:r>
     </w:p>
     <w:p>
@@ -609,10 +420,64 @@
         <w:pStyle w:val="Heading2"/>
       </w:pPr>
       <w:r>
+        <w:t>🔴 높음 — 데이터 정합성 / 리스크</w:t>
+      </w:r>
+    </w:p>
+    <w:p>
+      <w:pPr>
+        <w:pStyle w:val="Heading3"/>
+      </w:pPr>
+      <w:r>
+        <w:t>1. 로트(lot) 무한 증가 → 문서 비대화 — ✅ 완료</w:t>
+      </w:r>
+    </w:p>
+    <w:p>
+      <w:pPr>
+        <w:pStyle w:val="ListBullet"/>
+      </w:pPr>
+      <w:r>
+        <w:t>소진 lot을 6개월 보존 후 정리(pruneDepletedLots, src/shared/lotUtils.ts), mutateRawMaterialLots 쓰기 전 적용. 소비 이력은 주문 rawConsumedLots 스냅샷에 보존되어 추적성 유지.</w:t>
+      </w:r>
+    </w:p>
+    <w:p>
+      <w:pPr>
+        <w:pStyle w:val="Heading3"/>
+      </w:pPr>
+      <w:r>
+        <w:t>2. 재고 단일 소스(single source of truth) — ✅ 완료</w:t>
+      </w:r>
+    </w:p>
+    <w:p>
+      <w:pPr>
+        <w:pStyle w:val="ListBullet"/>
+      </w:pPr>
+      <w:r>
+        <w:t>원료(raw)·wip 벌크 홀더는 화면도 lots 합계(lotStockInUnit)를 직접 읽음(ItemList isRawHolder/displayStockOf). stock 필드값과 무관하게 lots가 유일 기준. 깨분참기름류 "수불부는 맞는데 화면 0" 불일치 해소.</w:t>
+      </w:r>
+    </w:p>
+    <w:p>
+      <w:pPr>
+        <w:pStyle w:val="Heading3"/>
+      </w:pPr>
+      <w:r>
+        <w:t>3. 실사조정이 lot 이력을 뭉갬 — 🟡 부분</w:t>
+      </w:r>
+    </w:p>
+    <w:p>
+      <w:pPr>
+        <w:pStyle w:val="ListBullet"/>
+      </w:pPr>
+      <w:r>
+        <w:t xml:space="preserve">수율 자동파생 오작동 guard는 type !== 'correction' 으로 수정(실사정정이 phantom 입고 만들던 문제 해소). </w:t>
+      </w:r>
+      <w:r>
         <w:rPr>
-          <w:rFonts w:ascii="Malgun Gothic" w:hAnsi="Malgun Gothic" w:eastAsia="맑은 고딕"/>
+          <w:b/>
         </w:rPr>
-        <w:t>1. 로트(lot) 무한 증가 → 문서 비대화</w:t>
+        <w:t>다만</w:t>
+      </w:r>
+      <w:r>
+        <w:t xml:space="preserve"> 실사=기존 lot 유지 + 차액 조정 lot만 추가하는 방식은 아직 미완 → 실사 이전 공급처·입고일 추적 단절 가능성 잔존.</w:t>
       </w:r>
     </w:p>
     <w:p>
@@ -621,55 +486,37 @@
       </w:pPr>
       <w:r>
         <w:rPr>
-          <w:rFonts w:ascii="Malgun Gothic" w:hAnsi="Malgun Gothic" w:eastAsia="맑은 고딕"/>
           <w:b/>
         </w:rPr>
-        <w:t>문제</w:t>
+        <w:t>방향</w:t>
+      </w:r>
+      <w:r>
+        <w:t>: commitStockEdit/adjustRawLots에서 기존 lot 보존 + 차액 lot 추가(음수면 FIFO 차감).</w:t>
+      </w:r>
+    </w:p>
+    <w:p>
+      <w:pPr>
+        <w:pStyle w:val="Heading3"/>
+      </w:pPr>
+      <w:r>
+        <w:t>4. 생산 = 배송완료 가정 (선제조 미반영) — ✅ 완료</w:t>
+      </w:r>
+    </w:p>
+    <w:p>
+      <w:pPr>
+        <w:pStyle w:val="ListBullet"/>
+      </w:pPr>
+      <w:r>
+        <w:t xml:space="preserve">상태 전환에 따라 재고를 </w:t>
       </w:r>
       <w:r>
         <w:rPr>
-          <w:rFonts w:ascii="Malgun Gothic" w:hAnsi="Malgun Gothic" w:eastAsia="맑은 고딕"/>
+          <w:b/>
         </w:rPr>
-        <w:t xml:space="preserve">: 소진된 lot을 삭제하지 않고 </w:t>
+        <w:t>생산/출고로 분리</w:t>
       </w:r>
       <w:r>
-        <w:rPr>
-          <w:rFonts w:ascii="Malgun Gothic" w:hAnsi="Malgun Gothic" w:eastAsia="맑은 고딕"/>
-          <w:color w:val="B03060"/>
-        </w:rPr>
-        <w:t>status: 'depleted'</w:t>
-      </w:r>
-      <w:r>
-        <w:rPr>
-          <w:rFonts w:ascii="Malgun Gothic" w:hAnsi="Malgun Gothic" w:eastAsia="맑은 고딕"/>
-        </w:rPr>
-        <w:t xml:space="preserve">로 계속 보존. 원료 재고는 </w:t>
-      </w:r>
-      <w:r>
-        <w:rPr>
-          <w:rFonts w:ascii="Malgun Gothic" w:hAnsi="Malgun Gothic" w:eastAsia="맑은 고딕"/>
-          <w:color w:val="B03060"/>
-        </w:rPr>
-        <w:t>item.lots</w:t>
-      </w:r>
-      <w:r>
-        <w:rPr>
-          <w:rFonts w:ascii="Malgun Gothic" w:hAnsi="Malgun Gothic" w:eastAsia="맑은 고딕"/>
-        </w:rPr>
-        <w:t xml:space="preserve"> </w:t>
-      </w:r>
-      <w:r>
-        <w:rPr>
-          <w:rFonts w:ascii="Malgun Gothic" w:hAnsi="Malgun Gothic" w:eastAsia="맑은 고딕"/>
-          <w:b/>
-        </w:rPr>
-        <w:t>배열 필드</w:t>
-      </w:r>
-      <w:r>
-        <w:rPr>
-          <w:rFonts w:ascii="Malgun Gothic" w:hAnsi="Malgun Gothic" w:eastAsia="맑은 고딕"/>
-        </w:rPr>
-        <w:t>(items 컬렉션)에 저장되므로, 몇 달 쌓이면 배열이 수백~수천 개.</w:t>
+        <w:t>: 작업완료(DISPATCHED)=원료(FIFO 로트)·부자재 차감 + 완제품 재고 +N, 출고(SHIPPED)=완제품/상품 재고 −N. 되돌리기 시 뺀 만큼 복원(원료는 rawConsumedLots로 로트 복원). reconcileOrderStock/changeOrderStatus 단일 진입점.</w:t>
       </w:r>
     </w:p>
     <w:p>
@@ -678,16 +525,70 @@
       </w:pPr>
       <w:r>
         <w:rPr>
-          <w:rFonts w:ascii="Malgun Gothic" w:hAnsi="Malgun Gothic" w:eastAsia="맑은 고딕"/>
           <w:b/>
         </w:rPr>
-        <w:t>영향</w:t>
+        <w:t>남은 것</w:t>
+      </w:r>
+      <w:r>
+        <w:t>: 주문과 무관한 순수 "선제조 재고풀"(주문 없이 미리 생산)은 아직 주문귀속형만 → ProductionManager 연동 확장 여지.</w:t>
+      </w:r>
+    </w:p>
+    <w:p>
+      <w:pPr>
+        <w:pStyle w:val="Heading2"/>
+      </w:pPr>
+      <w:r>
+        <w:t>🟡 중간 — 완성도</w:t>
+      </w:r>
+    </w:p>
+    <w:p>
+      <w:pPr>
+        <w:pStyle w:val="Heading3"/>
+      </w:pPr>
+      <w:r>
+        <w:t>5. 역추적(lot → 제품, 리콜) — ✅ 완료</w:t>
+      </w:r>
+    </w:p>
+    <w:p>
+      <w:pPr>
+        <w:pStyle w:val="ListBullet"/>
+      </w:pPr>
+      <w:r>
+        <w:t xml:space="preserve">ProductionManager에 </w:t>
       </w:r>
       <w:r>
         <w:rPr>
-          <w:rFonts w:ascii="Malgun Gothic" w:hAnsi="Malgun Gothic" w:eastAsia="맑은 고딕"/>
+          <w:b/>
         </w:rPr>
-        <w:t>: 품목을 읽을 때마다 죽은 lot까지 통째로 로드(읽기 비용·속도), 장기적으로 Firestore 문서 1MiB 한도.</w:t>
+        <w:t>로트 역추적·리콜 패널</w:t>
+      </w:r>
+      <w:r>
+        <w:t xml:space="preserve"> 추가. 주문 rawConsumedLots 스냅샷 기반으로 "특정 로트가 소비된 주문/제품" 조회.</w:t>
+      </w:r>
+    </w:p>
+    <w:p>
+      <w:pPr>
+        <w:pStyle w:val="Heading3"/>
+      </w:pPr>
+      <w:r>
+        <w:t>6. 반제품(wip) 원료 차감 — 🟡 대부분 완료</w:t>
+      </w:r>
+    </w:p>
+    <w:p>
+      <w:pPr>
+        <w:pStyle w:val="ListBullet"/>
+      </w:pPr>
+      <w:r>
+        <w:t xml:space="preserve">완제품 출고 시 </w:t>
+      </w:r>
+      <w:r>
+        <w:rPr>
+          <w:b/>
+        </w:rPr>
+        <w:t>phantom 반제품</w:t>
+      </w:r>
+      <w:r>
+        <w:t>(즉석배합)은 배합식 재귀 전개(buildFormula)로 하위 원료까지 차감. wip 벌크 홀더(볶음참깨 등)는 완제품 출고 시 로트 차감됨.</w:t>
       </w:r>
     </w:p>
     <w:p>
@@ -696,68 +597,37 @@
       </w:pPr>
       <w:r>
         <w:rPr>
-          <w:rFonts w:ascii="Malgun Gothic" w:hAnsi="Malgun Gothic" w:eastAsia="맑은 고딕"/>
           <w:b/>
         </w:rPr>
-        <w:t>위치</w:t>
+        <w:t>남은 것</w:t>
+      </w:r>
+      <w:r>
+        <w:t>: 선제조형 반제품을 "생산" 이벤트로 별도 제조하며 원료 차감하는 경로는 미구현.</w:t>
+      </w:r>
+    </w:p>
+    <w:p>
+      <w:pPr>
+        <w:pStyle w:val="Heading3"/>
+      </w:pPr>
+      <w:r>
+        <w:t>7. BOM 이중 소스 — 🟡 부분</w:t>
+      </w:r>
+    </w:p>
+    <w:p>
+      <w:pPr>
+        <w:pStyle w:val="ListBullet"/>
+      </w:pPr>
+      <w:r>
+        <w:t xml:space="preserve">차감·표시 모두 buildFormula로 </w:t>
       </w:r>
       <w:r>
         <w:rPr>
-          <w:rFonts w:ascii="Malgun Gothic" w:hAnsi="Malgun Gothic" w:eastAsia="맑은 고딕"/>
+          <w:b/>
         </w:rPr>
-        <w:t xml:space="preserve">: </w:t>
+        <w:t>item_formula 우선 + PRODUCT_FORMULA 폴백</w:t>
       </w:r>
       <w:r>
-        <w:rPr>
-          <w:rFonts w:ascii="Malgun Gothic" w:hAnsi="Malgun Gothic" w:eastAsia="맑은 고딕"/>
-          <w:color w:val="B03060"/>
-        </w:rPr>
-        <w:t>deductFromLots</w:t>
-      </w:r>
-      <w:r>
-        <w:rPr>
-          <w:rFonts w:ascii="Malgun Gothic" w:hAnsi="Malgun Gothic" w:eastAsia="맑은 고딕"/>
-        </w:rPr>
-        <w:t>(</w:t>
-      </w:r>
-      <w:r>
-        <w:rPr>
-          <w:rFonts w:ascii="Malgun Gothic" w:hAnsi="Malgun Gothic" w:eastAsia="맑은 고딕"/>
-          <w:color w:val="B03060"/>
-        </w:rPr>
-        <w:t>src/shared/lotUtils.ts</w:t>
-      </w:r>
-      <w:r>
-        <w:rPr>
-          <w:rFonts w:ascii="Malgun Gothic" w:hAnsi="Malgun Gothic" w:eastAsia="맑은 고딕"/>
-        </w:rPr>
-        <w:t xml:space="preserve">)에서 </w:t>
-      </w:r>
-      <w:r>
-        <w:rPr>
-          <w:rFonts w:ascii="Malgun Gothic" w:hAnsi="Malgun Gothic" w:eastAsia="맑은 고딕"/>
-          <w:color w:val="B03060"/>
-        </w:rPr>
-        <w:t>status='depleted'</w:t>
-      </w:r>
-      <w:r>
-        <w:rPr>
-          <w:rFonts w:ascii="Malgun Gothic" w:hAnsi="Malgun Gothic" w:eastAsia="맑은 고딕"/>
-        </w:rPr>
-        <w:t xml:space="preserve"> 처리, lots는 </w:t>
-      </w:r>
-      <w:r>
-        <w:rPr>
-          <w:rFonts w:ascii="Malgun Gothic" w:hAnsi="Malgun Gothic" w:eastAsia="맑은 고딕"/>
-          <w:color w:val="B03060"/>
-        </w:rPr>
-        <w:t>item.lots</w:t>
-      </w:r>
-      <w:r>
-        <w:rPr>
-          <w:rFonts w:ascii="Malgun Gothic" w:hAnsi="Malgun Gothic" w:eastAsia="맑은 고딕"/>
-        </w:rPr>
-        <w:t>.</w:t>
+        <w:t xml:space="preserve"> 통일. 코드 하드코딩은 폴백/시딩용으로 축소.</w:t>
       </w:r>
     </w:p>
     <w:p>
@@ -766,42 +636,60 @@
       </w:pPr>
       <w:r>
         <w:rPr>
-          <w:rFonts w:ascii="Malgun Gothic" w:hAnsi="Malgun Gothic" w:eastAsia="맑은 고딕"/>
           <w:b/>
         </w:rPr>
-        <w:t>방향</w:t>
+        <w:t>남은 것</w:t>
       </w:r>
       <w:r>
-        <w:rPr>
-          <w:rFonts w:ascii="Malgun Gothic" w:hAnsi="Malgun Gothic" w:eastAsia="맑은 고딕"/>
-        </w:rPr>
-        <w:t xml:space="preserve">: 소진 lot </w:t>
+        <w:t>: PRODUCT_FORMULA 완전 제거(=item_formula 단일화)는 데이터 시딩 후.</w:t>
       </w:r>
+    </w:p>
+    <w:p>
+      <w:pPr>
+        <w:pStyle w:val="Heading3"/>
+      </w:pPr>
       <w:r>
-        <w:rPr>
-          <w:rFonts w:ascii="Malgun Gothic" w:hAnsi="Malgun Gothic" w:eastAsia="맑은 고딕"/>
-          <w:b/>
-        </w:rPr>
-        <w:t>주기적 정리</w:t>
+        <w:t>8. 단일/다품목 발주카드 혼재 — ⬜ 미착수</w:t>
       </w:r>
+    </w:p>
+    <w:p>
+      <w:pPr>
+        <w:pStyle w:val="ListBullet"/>
+      </w:pPr>
       <w:r>
-        <w:rPr>
-          <w:rFonts w:ascii="Malgun Gothic" w:hAnsi="Malgun Gothic" w:eastAsia="맑은 고딕"/>
-        </w:rPr>
-        <w:t xml:space="preserve">(N개월 지난 depleted lot 아카이브/삭제), 또는 서브컬렉션 </w:t>
+        <w:t>재고현황 "발주내역 입고대기"가 단일품목 전용 렌더 → 다품목 PO 누락 가능. poLines(po) 기반 통일 필요.</w:t>
       </w:r>
+    </w:p>
+    <w:p>
+      <w:pPr>
+        <w:pStyle w:val="Heading3"/>
+      </w:pPr>
       <w:r>
-        <w:rPr>
-          <w:rFonts w:ascii="Malgun Gothic" w:hAnsi="Malgun Gothic" w:eastAsia="맑은 고딕"/>
-          <w:color w:val="B03060"/>
-        </w:rPr>
-        <w:t>items/{id}/lots/{lotId}</w:t>
+        <w:t>9. purchaseOrders / items 전체 라이브 구독 — ⬜ 미착수</w:t>
       </w:r>
+    </w:p>
+    <w:p>
+      <w:pPr>
+        <w:pStyle w:val="ListBullet"/>
+      </w:pPr>
       <w:r>
-        <w:rPr>
-          <w:rFonts w:ascii="Malgun Gothic" w:hAnsi="Malgun Gothic" w:eastAsia="맑은 고딕"/>
-        </w:rPr>
-        <w:t>로 이전.</w:t>
+        <w:t>purchaseOrders는 상태/기간 제한 구독(예: status != 'received' 또는 최근 N개월) 검토. (전표는 재무 원장이므로 전체 구독 유지 — B 참고)</w:t>
+      </w:r>
+    </w:p>
+    <w:p>
+      <w:pPr>
+        <w:pStyle w:val="Heading3"/>
+      </w:pPr>
+      <w:r>
+        <w:t>10. inventorySnapshots가 총액만 저장 — ⬜ 미착수</w:t>
+      </w:r>
+    </w:p>
+    <w:p>
+      <w:pPr>
+        <w:pStyle w:val="ListBullet"/>
+      </w:pPr>
+      <w:r>
+        <w:t>재고 마감 스냅샷이 { yearMonth, value(총액) } 만 저장 → 품목별 수량·평가액 스냅샷 없음. 월별 상세 손익/재고 분석 제약. (현금흐름표 재고증가 계산도 이 총액 스냅샷에 의존)</w:t>
       </w:r>
     </w:p>
     <w:p>
@@ -809,1241 +697,14 @@
         <w:pStyle w:val="Heading2"/>
       </w:pPr>
       <w:r>
-        <w:rPr>
-          <w:rFonts w:ascii="Malgun Gothic" w:hAnsi="Malgun Gothic" w:eastAsia="맑은 고딕"/>
-        </w:rPr>
-        <w:t>2. 재고 단일 소스(single source of truth) 미완</w:t>
+        <w:t>🔵 구조 / 기술부채 (리팩터링) — ⬜ 대체로 미착수</w:t>
       </w:r>
     </w:p>
     <w:p>
       <w:pPr>
-        <w:pStyle w:val="ListBullet"/>
+        <w:pStyle w:val="Heading3"/>
       </w:pPr>
       <w:r>
-        <w:rPr>
-          <w:rFonts w:ascii="Malgun Gothic" w:hAnsi="Malgun Gothic" w:eastAsia="맑은 고딕"/>
-          <w:b/>
-        </w:rPr>
-        <w:t>문제</w:t>
-      </w:r>
-      <w:r>
-        <w:rPr>
-          <w:rFonts w:ascii="Malgun Gothic" w:hAnsi="Malgun Gothic" w:eastAsia="맑은 고딕"/>
-        </w:rPr>
-        <w:t xml:space="preserve">: 화면이 </w:t>
-      </w:r>
-      <w:r>
-        <w:rPr>
-          <w:rFonts w:ascii="Malgun Gothic" w:hAnsi="Malgun Gothic" w:eastAsia="맑은 고딕"/>
-          <w:color w:val="B03060"/>
-        </w:rPr>
-        <w:t>item.stock</w:t>
-      </w:r>
-      <w:r>
-        <w:rPr>
-          <w:rFonts w:ascii="Malgun Gothic" w:hAnsi="Malgun Gothic" w:eastAsia="맑은 고딕"/>
-        </w:rPr>
-        <w:t xml:space="preserve">(로트 합계의 </w:t>
-      </w:r>
-      <w:r>
-        <w:rPr>
-          <w:rFonts w:ascii="Malgun Gothic" w:hAnsi="Malgun Gothic" w:eastAsia="맑은 고딕"/>
-          <w:b/>
-        </w:rPr>
-        <w:t>미러</w:t>
-      </w:r>
-      <w:r>
-        <w:rPr>
-          <w:rFonts w:ascii="Malgun Gothic" w:hAnsi="Malgun Gothic" w:eastAsia="맑은 고딕"/>
-        </w:rPr>
-        <w:t>)을 읽음. 쓰기 경로는 lot 경유로 정리했지만, 어디서든 stock을 직접 수정하면 다시 lots와 어긋남.</w:t>
-      </w:r>
-    </w:p>
-    <w:p>
-      <w:pPr>
-        <w:pStyle w:val="ListBullet"/>
-      </w:pPr>
-      <w:r>
-        <w:rPr>
-          <w:rFonts w:ascii="Malgun Gothic" w:hAnsi="Malgun Gothic" w:eastAsia="맑은 고딕"/>
-          <w:b/>
-        </w:rPr>
-        <w:t>영향</w:t>
-      </w:r>
-      <w:r>
-        <w:rPr>
-          <w:rFonts w:ascii="Malgun Gothic" w:hAnsi="Malgun Gothic" w:eastAsia="맑은 고딕"/>
-        </w:rPr>
-        <w:t>: 깨분참기름 같은 "수불부/lots는 맞는데 화면은 0" 불일치 재발 가능.</w:t>
-      </w:r>
-    </w:p>
-    <w:p>
-      <w:pPr>
-        <w:pStyle w:val="ListBullet"/>
-      </w:pPr>
-      <w:r>
-        <w:rPr>
-          <w:rFonts w:ascii="Malgun Gothic" w:hAnsi="Malgun Gothic" w:eastAsia="맑은 고딕"/>
-          <w:b/>
-        </w:rPr>
-        <w:t>위치</w:t>
-      </w:r>
-      <w:r>
-        <w:rPr>
-          <w:rFonts w:ascii="Malgun Gothic" w:hAnsi="Malgun Gothic" w:eastAsia="맑은 고딕"/>
-        </w:rPr>
-        <w:t xml:space="preserve">: </w:t>
-      </w:r>
-      <w:r>
-        <w:rPr>
-          <w:rFonts w:ascii="Malgun Gothic" w:hAnsi="Malgun Gothic" w:eastAsia="맑은 고딕"/>
-          <w:color w:val="B03060"/>
-        </w:rPr>
-        <w:t>components/ItemList.tsx</w:t>
-      </w:r>
-      <w:r>
-        <w:rPr>
-          <w:rFonts w:ascii="Malgun Gothic" w:hAnsi="Malgun Gothic" w:eastAsia="맑은 고딕"/>
-        </w:rPr>
-        <w:t xml:space="preserve"> 원료 표시 </w:t>
-      </w:r>
-      <w:r>
-        <w:rPr>
-          <w:rFonts w:ascii="Malgun Gothic" w:hAnsi="Malgun Gothic" w:eastAsia="맑은 고딕"/>
-          <w:color w:val="B03060"/>
-        </w:rPr>
-        <w:t>effStock = ... : product.stock</w:t>
-      </w:r>
-      <w:r>
-        <w:rPr>
-          <w:rFonts w:ascii="Malgun Gothic" w:hAnsi="Malgun Gothic" w:eastAsia="맑은 고딕"/>
-        </w:rPr>
-        <w:t xml:space="preserve"> (약 989~999행). </w:t>
-      </w:r>
-      <w:r>
-        <w:rPr>
-          <w:rFonts w:ascii="Malgun Gothic" w:hAnsi="Malgun Gothic" w:eastAsia="맑은 고딕"/>
-          <w:color w:val="B03060"/>
-        </w:rPr>
-        <w:t>lotStockInUnit(lots, material)</w:t>
-      </w:r>
-      <w:r>
-        <w:rPr>
-          <w:rFonts w:ascii="Malgun Gothic" w:hAnsi="Malgun Gothic" w:eastAsia="맑은 고딕"/>
-        </w:rPr>
-        <w:t>로 대체 가능.</w:t>
-      </w:r>
-    </w:p>
-    <w:p>
-      <w:pPr>
-        <w:pStyle w:val="ListBullet"/>
-      </w:pPr>
-      <w:r>
-        <w:rPr>
-          <w:rFonts w:ascii="Malgun Gothic" w:hAnsi="Malgun Gothic" w:eastAsia="맑은 고딕"/>
-          <w:b/>
-        </w:rPr>
-        <w:t>방향</w:t>
-      </w:r>
-      <w:r>
-        <w:rPr>
-          <w:rFonts w:ascii="Malgun Gothic" w:hAnsi="Malgun Gothic" w:eastAsia="맑은 고딕"/>
-        </w:rPr>
-        <w:t xml:space="preserve">: </w:t>
-      </w:r>
-      <w:r>
-        <w:rPr>
-          <w:rFonts w:ascii="Malgun Gothic" w:hAnsi="Malgun Gothic" w:eastAsia="맑은 고딕"/>
-          <w:b/>
-        </w:rPr>
-        <w:t>원료(raw)는 화면도 `lots` 합계를 직접 읽게</w:t>
-      </w:r>
-      <w:r>
-        <w:rPr>
-          <w:rFonts w:ascii="Malgun Gothic" w:hAnsi="Malgun Gothic" w:eastAsia="맑은 고딕"/>
-        </w:rPr>
-        <w:t xml:space="preserve"> → stock 필드가 뭐든 무관, lots가 유일 기준.</w:t>
-      </w:r>
-    </w:p>
-    <w:p>
-      <w:pPr>
-        <w:pStyle w:val="Heading2"/>
-      </w:pPr>
-      <w:r>
-        <w:rPr>
-          <w:rFonts w:ascii="Malgun Gothic" w:hAnsi="Malgun Gothic" w:eastAsia="맑은 고딕"/>
-        </w:rPr>
-        <w:t>3. 실사조정이 lot 이력을 뭉갬</w:t>
-      </w:r>
-    </w:p>
-    <w:p>
-      <w:pPr>
-        <w:pStyle w:val="ListBullet"/>
-      </w:pPr>
-      <w:r>
-        <w:rPr>
-          <w:rFonts w:ascii="Malgun Gothic" w:hAnsi="Malgun Gothic" w:eastAsia="맑은 고딕"/>
-          <w:b/>
-        </w:rPr>
-        <w:t>문제</w:t>
-      </w:r>
-      <w:r>
-        <w:rPr>
-          <w:rFonts w:ascii="Malgun Gothic" w:hAnsi="Malgun Gothic" w:eastAsia="맑은 고딕"/>
-        </w:rPr>
-        <w:t xml:space="preserve">: 재고 실사정정 시 기존 입고 lot들을 '실사조정' lot으로 대체 → 이전 </w:t>
-      </w:r>
-      <w:r>
-        <w:rPr>
-          <w:rFonts w:ascii="Malgun Gothic" w:hAnsi="Malgun Gothic" w:eastAsia="맑은 고딕"/>
-          <w:b/>
-        </w:rPr>
-        <w:t>공급처·입고일</w:t>
-      </w:r>
-      <w:r>
-        <w:rPr>
-          <w:rFonts w:ascii="Malgun Gothic" w:hAnsi="Malgun Gothic" w:eastAsia="맑은 고딕"/>
-        </w:rPr>
-        <w:t xml:space="preserve"> 추적이 끊김. (2026-07-02 실사 리셋 때도 발생, 이전 입고 lot 추적 단절)</w:t>
-      </w:r>
-    </w:p>
-    <w:p>
-      <w:pPr>
-        <w:pStyle w:val="ListBullet"/>
-      </w:pPr>
-      <w:r>
-        <w:rPr>
-          <w:rFonts w:ascii="Malgun Gothic" w:hAnsi="Malgun Gothic" w:eastAsia="맑은 고딕"/>
-          <w:b/>
-        </w:rPr>
-        <w:t>영향</w:t>
-      </w:r>
-      <w:r>
-        <w:rPr>
-          <w:rFonts w:ascii="Malgun Gothic" w:hAnsi="Malgun Gothic" w:eastAsia="맑은 고딕"/>
-        </w:rPr>
-        <w:t>: 리콜/추적 시 실사 이전 원료 출처를 못 따라감.</w:t>
-      </w:r>
-    </w:p>
-    <w:p>
-      <w:pPr>
-        <w:pStyle w:val="ListBullet"/>
-      </w:pPr>
-      <w:r>
-        <w:rPr>
-          <w:rFonts w:ascii="Malgun Gothic" w:hAnsi="Malgun Gothic" w:eastAsia="맑은 고딕"/>
-          <w:b/>
-        </w:rPr>
-        <w:t>위치</w:t>
-      </w:r>
-      <w:r>
-        <w:rPr>
-          <w:rFonts w:ascii="Malgun Gothic" w:hAnsi="Malgun Gothic" w:eastAsia="맑은 고딕"/>
-        </w:rPr>
-        <w:t xml:space="preserve">: </w:t>
-      </w:r>
-      <w:r>
-        <w:rPr>
-          <w:rFonts w:ascii="Malgun Gothic" w:hAnsi="Malgun Gothic" w:eastAsia="맑은 고딕"/>
-          <w:color w:val="B03060"/>
-        </w:rPr>
-        <w:t>commitStockEdit</w:t>
-      </w:r>
-      <w:r>
-        <w:rPr>
-          <w:rFonts w:ascii="Malgun Gothic" w:hAnsi="Malgun Gothic" w:eastAsia="맑은 고딕"/>
-        </w:rPr>
-        <w:t xml:space="preserve">(ItemList) / </w:t>
-      </w:r>
-      <w:r>
-        <w:rPr>
-          <w:rFonts w:ascii="Malgun Gothic" w:hAnsi="Malgun Gothic" w:eastAsia="맑은 고딕"/>
-          <w:color w:val="B03060"/>
-        </w:rPr>
-        <w:t>adjustRawLots</w:t>
-      </w:r>
-      <w:r>
-        <w:rPr>
-          <w:rFonts w:ascii="Malgun Gothic" w:hAnsi="Malgun Gothic" w:eastAsia="맑은 고딕"/>
-        </w:rPr>
-        <w:t>(</w:t>
-      </w:r>
-      <w:r>
-        <w:rPr>
-          <w:rFonts w:ascii="Malgun Gothic" w:hAnsi="Malgun Gothic" w:eastAsia="맑은 고딕"/>
-          <w:color w:val="B03060"/>
-        </w:rPr>
-        <w:t>src/shared/rawReceipt.ts</w:t>
-      </w:r>
-      <w:r>
-        <w:rPr>
-          <w:rFonts w:ascii="Malgun Gothic" w:hAnsi="Malgun Gothic" w:eastAsia="맑은 고딕"/>
-        </w:rPr>
-        <w:t>).</w:t>
-      </w:r>
-    </w:p>
-    <w:p>
-      <w:pPr>
-        <w:pStyle w:val="ListBullet"/>
-      </w:pPr>
-      <w:r>
-        <w:rPr>
-          <w:rFonts w:ascii="Malgun Gothic" w:hAnsi="Malgun Gothic" w:eastAsia="맑은 고딕"/>
-          <w:b/>
-        </w:rPr>
-        <w:t>방향</w:t>
-      </w:r>
-      <w:r>
-        <w:rPr>
-          <w:rFonts w:ascii="Malgun Gothic" w:hAnsi="Malgun Gothic" w:eastAsia="맑은 고딕"/>
-        </w:rPr>
-        <w:t xml:space="preserve">: 실사는 기존 lot </w:t>
-      </w:r>
-      <w:r>
-        <w:rPr>
-          <w:rFonts w:ascii="Malgun Gothic" w:hAnsi="Malgun Gothic" w:eastAsia="맑은 고딕"/>
-          <w:b/>
-        </w:rPr>
-        <w:t>유지 + 차액 조정 lot만</w:t>
-      </w:r>
-      <w:r>
-        <w:rPr>
-          <w:rFonts w:ascii="Malgun Gothic" w:hAnsi="Malgun Gothic" w:eastAsia="맑은 고딕"/>
-        </w:rPr>
-        <w:t xml:space="preserve"> 추가(음수면 FIFO 차감)하여 출처 lot 보존.</w:t>
-      </w:r>
-    </w:p>
-    <w:p>
-      <w:pPr>
-        <w:pStyle w:val="Heading2"/>
-      </w:pPr>
-      <w:r>
-        <w:rPr>
-          <w:rFonts w:ascii="Malgun Gothic" w:hAnsi="Malgun Gothic" w:eastAsia="맑은 고딕"/>
-        </w:rPr>
-        <w:t>4. 생산 = 배송완료 가정 (선제조 미반영)</w:t>
-      </w:r>
-    </w:p>
-    <w:p>
-      <w:pPr>
-        <w:pStyle w:val="ListBullet"/>
-      </w:pPr>
-      <w:r>
-        <w:rPr>
-          <w:rFonts w:ascii="Malgun Gothic" w:hAnsi="Malgun Gothic" w:eastAsia="맑은 고딕"/>
-          <w:b/>
-        </w:rPr>
-        <w:t>문제</w:t>
-      </w:r>
-      <w:r>
-        <w:rPr>
-          <w:rFonts w:ascii="Malgun Gothic" w:hAnsi="Malgun Gothic" w:eastAsia="맑은 고딕"/>
-        </w:rPr>
-        <w:t xml:space="preserve">: 원료 차감·생산기록이 주문 </w:t>
-      </w:r>
-      <w:r>
-        <w:rPr>
-          <w:rFonts w:ascii="Malgun Gothic" w:hAnsi="Malgun Gothic" w:eastAsia="맑은 고딕"/>
-          <w:b/>
-        </w:rPr>
-        <w:t>"배송완료(DELIVERED)"</w:t>
-      </w:r>
-      <w:r>
-        <w:rPr>
-          <w:rFonts w:ascii="Malgun Gothic" w:hAnsi="Malgun Gothic" w:eastAsia="맑은 고딕"/>
-        </w:rPr>
-        <w:t xml:space="preserve"> 시점에만 생성. 미리 만들어 재고로 쌓는 </w:t>
-      </w:r>
-      <w:r>
-        <w:rPr>
-          <w:rFonts w:ascii="Malgun Gothic" w:hAnsi="Malgun Gothic" w:eastAsia="맑은 고딕"/>
-          <w:b/>
-        </w:rPr>
-        <w:t>선제조(make-to-stock)</w:t>
-      </w:r>
-      <w:r>
-        <w:rPr>
-          <w:rFonts w:ascii="Malgun Gothic" w:hAnsi="Malgun Gothic" w:eastAsia="맑은 고딕"/>
-        </w:rPr>
-        <w:t xml:space="preserve"> 는 시스템에 안 잡힘.</w:t>
-      </w:r>
-    </w:p>
-    <w:p>
-      <w:pPr>
-        <w:pStyle w:val="ListBullet"/>
-      </w:pPr>
-      <w:r>
-        <w:rPr>
-          <w:rFonts w:ascii="Malgun Gothic" w:hAnsi="Malgun Gothic" w:eastAsia="맑은 고딕"/>
-          <w:b/>
-        </w:rPr>
-        <w:t>위치</w:t>
-      </w:r>
-      <w:r>
-        <w:rPr>
-          <w:rFonts w:ascii="Malgun Gothic" w:hAnsi="Malgun Gothic" w:eastAsia="맑은 고딕"/>
-        </w:rPr>
-        <w:t xml:space="preserve">: 트리거 = </w:t>
-      </w:r>
-      <w:r>
-        <w:rPr>
-          <w:rFonts w:ascii="Malgun Gothic" w:hAnsi="Malgun Gothic" w:eastAsia="맑은 고딕"/>
-          <w:color w:val="B03060"/>
-        </w:rPr>
-        <w:t>onUpdateStatus(id, DELIVERED)</w:t>
-      </w:r>
-      <w:r>
-        <w:rPr>
-          <w:rFonts w:ascii="Malgun Gothic" w:hAnsi="Malgun Gothic" w:eastAsia="맑은 고딕"/>
-        </w:rPr>
-        <w:t xml:space="preserve"> → </w:t>
-      </w:r>
-      <w:r>
-        <w:rPr>
-          <w:rFonts w:ascii="Malgun Gothic" w:hAnsi="Malgun Gothic" w:eastAsia="맑은 고딕"/>
-          <w:color w:val="B03060"/>
-        </w:rPr>
-        <w:t>deductSubmaterialsForOrder</w:t>
-      </w:r>
-      <w:r>
-        <w:rPr>
-          <w:rFonts w:ascii="Malgun Gothic" w:hAnsi="Malgun Gothic" w:eastAsia="맑은 고딕"/>
-        </w:rPr>
-        <w:t xml:space="preserve"> (</w:t>
-      </w:r>
-      <w:r>
-        <w:rPr>
-          <w:rFonts w:ascii="Malgun Gothic" w:hAnsi="Malgun Gothic" w:eastAsia="맑은 고딕"/>
-          <w:color w:val="B03060"/>
-        </w:rPr>
-        <w:t>AdminApp.tsx</w:t>
-      </w:r>
-      <w:r>
-        <w:rPr>
-          <w:rFonts w:ascii="Malgun Gothic" w:hAnsi="Malgun Gothic" w:eastAsia="맑은 고딕"/>
-        </w:rPr>
-        <w:t xml:space="preserve"> 약 1347행).</w:t>
-      </w:r>
-    </w:p>
-    <w:p>
-      <w:pPr>
-        <w:pStyle w:val="ListBullet"/>
-      </w:pPr>
-      <w:r>
-        <w:rPr>
-          <w:rFonts w:ascii="Malgun Gothic" w:hAnsi="Malgun Gothic" w:eastAsia="맑은 고딕"/>
-          <w:b/>
-        </w:rPr>
-        <w:t>방향</w:t>
-      </w:r>
-      <w:r>
-        <w:rPr>
-          <w:rFonts w:ascii="Malgun Gothic" w:hAnsi="Malgun Gothic" w:eastAsia="맑은 고딕"/>
-        </w:rPr>
-        <w:t xml:space="preserve">: 실제 "제조 공정" 기록(투입 원료 → 완제품 lot)을 주문과 분리. 메모의 </w:t>
-      </w:r>
-      <w:r>
-        <w:rPr>
-          <w:rFonts w:ascii="Malgun Gothic" w:hAnsi="Malgun Gothic" w:eastAsia="맑은 고딕"/>
-          <w:color w:val="B03060"/>
-        </w:rPr>
-        <w:t>BOM 출고 차감 설계</w:t>
-      </w:r>
-      <w:r>
-        <w:rPr>
-          <w:rFonts w:ascii="Malgun Gothic" w:hAnsi="Malgun Gothic" w:eastAsia="맑은 고딕"/>
-        </w:rPr>
-        <w:t>(선제조형 vs Phantom/Kit) 미결과 연결.</w:t>
-      </w:r>
-    </w:p>
-    <w:p>
-      <w:pPr>
-        <w:pBdr>
-          <w:bottom w:val="single" w:sz="6" w:space="1" w:color="CCCCCC"/>
-        </w:pBdr>
-      </w:pPr>
-    </w:p>
-    <w:p>
-      <w:pPr>
-        <w:pStyle w:val="Heading1"/>
-      </w:pPr>
-      <w:r>
-        <w:rPr>
-          <w:rFonts w:ascii="Malgun Gothic" w:hAnsi="Malgun Gothic" w:eastAsia="맑은 고딕"/>
-          <w:color w:val="B88600"/>
-        </w:rPr>
-        <w:t>🟡 중간 — 완성도</w:t>
-      </w:r>
-    </w:p>
-    <w:p>
-      <w:pPr>
-        <w:pStyle w:val="Heading2"/>
-      </w:pPr>
-      <w:r>
-        <w:rPr>
-          <w:rFonts w:ascii="Malgun Gothic" w:hAnsi="Malgun Gothic" w:eastAsia="맑은 고딕"/>
-        </w:rPr>
-        <w:t>5. 역추적(lot → 제품, 리콜) 미구현</w:t>
-      </w:r>
-    </w:p>
-    <w:p>
-      <w:pPr>
-        <w:pStyle w:val="ListBullet"/>
-      </w:pPr>
-      <w:r>
-        <w:rPr>
-          <w:rFonts w:ascii="Malgun Gothic" w:hAnsi="Malgun Gothic" w:eastAsia="맑은 고딕"/>
-        </w:rPr>
-        <w:t>정방향(제품 → 투입 원료 lot)만 구현됨(</w:t>
-      </w:r>
-      <w:r>
-        <w:rPr>
-          <w:rFonts w:ascii="Malgun Gothic" w:hAnsi="Malgun Gothic" w:eastAsia="맑은 고딕"/>
-          <w:color w:val="B03060"/>
-        </w:rPr>
-        <w:t>order.rawConsumedLots</w:t>
-      </w:r>
-      <w:r>
-        <w:rPr>
-          <w:rFonts w:ascii="Malgun Gothic" w:hAnsi="Malgun Gothic" w:eastAsia="맑은 고딕"/>
-        </w:rPr>
-        <w:t>). "이 lot이 들어간 제품 전부"는 아직 못 뽑음.</w:t>
-      </w:r>
-    </w:p>
-    <w:p>
-      <w:pPr>
-        <w:pStyle w:val="ListBullet"/>
-      </w:pPr>
-      <w:r>
-        <w:rPr>
-          <w:rFonts w:ascii="Malgun Gothic" w:hAnsi="Malgun Gothic" w:eastAsia="맑은 고딕"/>
-          <w:b/>
-        </w:rPr>
-        <w:t>방향</w:t>
-      </w:r>
-      <w:r>
-        <w:rPr>
-          <w:rFonts w:ascii="Malgun Gothic" w:hAnsi="Malgun Gothic" w:eastAsia="맑은 고딕"/>
-        </w:rPr>
-        <w:t xml:space="preserve">: 소비 시 </w:t>
-      </w:r>
-      <w:r>
-        <w:rPr>
-          <w:rFonts w:ascii="Malgun Gothic" w:hAnsi="Malgun Gothic" w:eastAsia="맑은 고딕"/>
-          <w:color w:val="B03060"/>
-        </w:rPr>
-        <w:t>consumedLotIds: [lotId,...]</w:t>
-      </w:r>
-      <w:r>
-        <w:rPr>
-          <w:rFonts w:ascii="Malgun Gothic" w:hAnsi="Malgun Gothic" w:eastAsia="맑은 고딕"/>
-        </w:rPr>
-        <w:t>(array-contains 조회용)도 저장 → lot 선택 시 소비 주문/제품 목록 조회.</w:t>
-      </w:r>
-    </w:p>
-    <w:p>
-      <w:pPr>
-        <w:pStyle w:val="Heading2"/>
-      </w:pPr>
-      <w:r>
-        <w:rPr>
-          <w:rFonts w:ascii="Malgun Gothic" w:hAnsi="Malgun Gothic" w:eastAsia="맑은 고딕"/>
-        </w:rPr>
-        <w:t>6. 반제품(wip) 원료 차감 없음</w:t>
-      </w:r>
-    </w:p>
-    <w:p>
-      <w:pPr>
-        <w:pStyle w:val="ListBullet"/>
-      </w:pPr>
-      <w:r>
-        <w:rPr>
-          <w:rFonts w:ascii="Malgun Gothic" w:hAnsi="Malgun Gothic" w:eastAsia="맑은 고딕"/>
-        </w:rPr>
-        <w:t xml:space="preserve">차감이 </w:t>
-      </w:r>
-      <w:r>
-        <w:rPr>
-          <w:rFonts w:ascii="Malgun Gothic" w:hAnsi="Malgun Gothic" w:eastAsia="맑은 고딕"/>
-          <w:color w:val="B03060"/>
-        </w:rPr>
-        <w:t>category === 'product'</w:t>
-      </w:r>
-      <w:r>
-        <w:rPr>
-          <w:rFonts w:ascii="Malgun Gothic" w:hAnsi="Malgun Gothic" w:eastAsia="맑은 고딕"/>
-        </w:rPr>
-        <w:t>(완제품)만 대상. 반제품 제조 시 원료 소비가 추적에서 누락.</w:t>
-      </w:r>
-    </w:p>
-    <w:p>
-      <w:pPr>
-        <w:pStyle w:val="ListBullet"/>
-      </w:pPr>
-      <w:r>
-        <w:rPr>
-          <w:rFonts w:ascii="Malgun Gothic" w:hAnsi="Malgun Gothic" w:eastAsia="맑은 고딕"/>
-          <w:b/>
-        </w:rPr>
-        <w:t>위치</w:t>
-      </w:r>
-      <w:r>
-        <w:rPr>
-          <w:rFonts w:ascii="Malgun Gothic" w:hAnsi="Malgun Gothic" w:eastAsia="맑은 고딕"/>
-        </w:rPr>
-        <w:t xml:space="preserve">: </w:t>
-      </w:r>
-      <w:r>
-        <w:rPr>
-          <w:rFonts w:ascii="Malgun Gothic" w:hAnsi="Malgun Gothic" w:eastAsia="맑은 고딕"/>
-          <w:color w:val="B03060"/>
-        </w:rPr>
-        <w:t>deductSubmaterialsForOrder</w:t>
-      </w:r>
-      <w:r>
-        <w:rPr>
-          <w:rFonts w:ascii="Malgun Gothic" w:hAnsi="Malgun Gothic" w:eastAsia="맑은 고딕"/>
-        </w:rPr>
-        <w:t xml:space="preserve"> 약 735행 </w:t>
-      </w:r>
-      <w:r>
-        <w:rPr>
-          <w:rFonts w:ascii="Malgun Gothic" w:hAnsi="Malgun Gothic" w:eastAsia="맑은 고딕"/>
-          <w:color w:val="B03060"/>
-        </w:rPr>
-        <w:t>if (product.category !== 'product' ...) continue</w:t>
-      </w:r>
-      <w:r>
-        <w:rPr>
-          <w:rFonts w:ascii="Malgun Gothic" w:hAnsi="Malgun Gothic" w:eastAsia="맑은 고딕"/>
-        </w:rPr>
-        <w:t>.</w:t>
-      </w:r>
-    </w:p>
-    <w:p>
-      <w:pPr>
-        <w:pStyle w:val="Heading2"/>
-      </w:pPr>
-      <w:r>
-        <w:rPr>
-          <w:rFonts w:ascii="Malgun Gothic" w:hAnsi="Malgun Gothic" w:eastAsia="맑은 고딕"/>
-        </w:rPr>
-        <w:t>7. BOM 이중 소스</w:t>
-      </w:r>
-    </w:p>
-    <w:p>
-      <w:pPr>
-        <w:pStyle w:val="ListBullet"/>
-      </w:pPr>
-      <w:r>
-        <w:rPr>
-          <w:rFonts w:ascii="Malgun Gothic" w:hAnsi="Malgun Gothic" w:eastAsia="맑은 고딕"/>
-          <w:color w:val="B03060"/>
-        </w:rPr>
-        <w:t>PRODUCT_FORMULA</w:t>
-      </w:r>
-      <w:r>
-        <w:rPr>
-          <w:rFonts w:ascii="Malgun Gothic" w:hAnsi="Malgun Gothic" w:eastAsia="맑은 고딕"/>
-        </w:rPr>
-        <w:t xml:space="preserve">(코드 하드코딩, </w:t>
-      </w:r>
-      <w:r>
-        <w:rPr>
-          <w:rFonts w:ascii="Malgun Gothic" w:hAnsi="Malgun Gothic" w:eastAsia="맑은 고딕"/>
-          <w:color w:val="B03060"/>
-        </w:rPr>
-        <w:t>src/constants/formula.ts</w:t>
-      </w:r>
-      <w:r>
-        <w:rPr>
-          <w:rFonts w:ascii="Malgun Gothic" w:hAnsi="Malgun Gothic" w:eastAsia="맑은 고딕"/>
-        </w:rPr>
-        <w:t xml:space="preserve">) + </w:t>
-      </w:r>
-      <w:r>
-        <w:rPr>
-          <w:rFonts w:ascii="Malgun Gothic" w:hAnsi="Malgun Gothic" w:eastAsia="맑은 고딕"/>
-          <w:color w:val="B03060"/>
-        </w:rPr>
-        <w:t>item_formula</w:t>
-      </w:r>
-      <w:r>
-        <w:rPr>
-          <w:rFonts w:ascii="Malgun Gothic" w:hAnsi="Malgun Gothic" w:eastAsia="맑은 고딕"/>
-        </w:rPr>
-        <w:t>(Firestore) 둘 다 존재. 우선순위는 item_formula.</w:t>
-      </w:r>
-    </w:p>
-    <w:p>
-      <w:pPr>
-        <w:pStyle w:val="ListBullet"/>
-      </w:pPr>
-      <w:r>
-        <w:rPr>
-          <w:rFonts w:ascii="Malgun Gothic" w:hAnsi="Malgun Gothic" w:eastAsia="맑은 고딕"/>
-          <w:b/>
-        </w:rPr>
-        <w:t>위치</w:t>
-      </w:r>
-      <w:r>
-        <w:rPr>
-          <w:rFonts w:ascii="Malgun Gothic" w:hAnsi="Malgun Gothic" w:eastAsia="맑은 고딕"/>
-        </w:rPr>
-        <w:t xml:space="preserve">: </w:t>
-      </w:r>
-      <w:r>
-        <w:rPr>
-          <w:rFonts w:ascii="Malgun Gothic" w:hAnsi="Malgun Gothic" w:eastAsia="맑은 고딕"/>
-          <w:color w:val="B03060"/>
-        </w:rPr>
-        <w:t>AdminApp.tsx</w:t>
-      </w:r>
-      <w:r>
-        <w:rPr>
-          <w:rFonts w:ascii="Malgun Gothic" w:hAnsi="Malgun Gothic" w:eastAsia="맑은 고딕"/>
-        </w:rPr>
-        <w:t xml:space="preserve"> 약 766~772행.</w:t>
-      </w:r>
-    </w:p>
-    <w:p>
-      <w:pPr>
-        <w:pStyle w:val="ListBullet"/>
-      </w:pPr>
-      <w:r>
-        <w:rPr>
-          <w:rFonts w:ascii="Malgun Gothic" w:hAnsi="Malgun Gothic" w:eastAsia="맑은 고딕"/>
-          <w:b/>
-        </w:rPr>
-        <w:t>방향</w:t>
-      </w:r>
-      <w:r>
-        <w:rPr>
-          <w:rFonts w:ascii="Malgun Gothic" w:hAnsi="Malgun Gothic" w:eastAsia="맑은 고딕"/>
-        </w:rPr>
-        <w:t xml:space="preserve">: </w:t>
-      </w:r>
-      <w:r>
-        <w:rPr>
-          <w:rFonts w:ascii="Malgun Gothic" w:hAnsi="Malgun Gothic" w:eastAsia="맑은 고딕"/>
-          <w:b/>
-        </w:rPr>
-        <w:t>item_formula 단일화</w:t>
-      </w:r>
-      <w:r>
-        <w:rPr>
-          <w:rFonts w:ascii="Malgun Gothic" w:hAnsi="Malgun Gothic" w:eastAsia="맑은 고딕"/>
-        </w:rPr>
-        <w:t xml:space="preserve"> (코드는 시딩/문서용으로만) → 드리프트 방지.</w:t>
-      </w:r>
-    </w:p>
-    <w:p>
-      <w:pPr>
-        <w:pStyle w:val="Heading2"/>
-      </w:pPr>
-      <w:r>
-        <w:rPr>
-          <w:rFonts w:ascii="Malgun Gothic" w:hAnsi="Malgun Gothic" w:eastAsia="맑은 고딕"/>
-        </w:rPr>
-        <w:t>8. 단일/다품목 발주카드 혼재</w:t>
-      </w:r>
-    </w:p>
-    <w:p>
-      <w:pPr>
-        <w:pStyle w:val="ListBullet"/>
-      </w:pPr>
-      <w:r>
-        <w:rPr>
-          <w:rFonts w:ascii="Malgun Gothic" w:hAnsi="Malgun Gothic" w:eastAsia="맑은 고딕"/>
-        </w:rPr>
-        <w:t>발주카드가 단일품목(</w:t>
-      </w:r>
-      <w:r>
-        <w:rPr>
-          <w:rFonts w:ascii="Malgun Gothic" w:hAnsi="Malgun Gothic" w:eastAsia="맑은 고딕"/>
-          <w:color w:val="B03060"/>
-        </w:rPr>
-        <w:t>itemId</w:t>
-      </w:r>
-      <w:r>
-        <w:rPr>
-          <w:rFonts w:ascii="Malgun Gothic" w:hAnsi="Malgun Gothic" w:eastAsia="맑은 고딕"/>
-        </w:rPr>
-        <w:t>)과 다품목(</w:t>
-      </w:r>
-      <w:r>
-        <w:rPr>
-          <w:rFonts w:ascii="Malgun Gothic" w:hAnsi="Malgun Gothic" w:eastAsia="맑은 고딕"/>
-          <w:color w:val="B03060"/>
-        </w:rPr>
-        <w:t>items[]</w:t>
-      </w:r>
-      <w:r>
-        <w:rPr>
-          <w:rFonts w:ascii="Malgun Gothic" w:hAnsi="Malgun Gothic" w:eastAsia="맑은 고딕"/>
-        </w:rPr>
-        <w:t xml:space="preserve">) 두 형태. 재고현황 "발주내역 입고대기"는 </w:t>
-      </w:r>
-      <w:r>
-        <w:rPr>
-          <w:rFonts w:ascii="Malgun Gothic" w:hAnsi="Malgun Gothic" w:eastAsia="맑은 고딕"/>
-          <w:color w:val="B03060"/>
-        </w:rPr>
-        <w:t>productMap.get(conf.id)</w:t>
-      </w:r>
-      <w:r>
-        <w:rPr>
-          <w:rFonts w:ascii="Malgun Gothic" w:hAnsi="Malgun Gothic" w:eastAsia="맑은 고딕"/>
-        </w:rPr>
-        <w:t xml:space="preserve">로 렌더 → </w:t>
-      </w:r>
-      <w:r>
-        <w:rPr>
-          <w:rFonts w:ascii="Malgun Gothic" w:hAnsi="Malgun Gothic" w:eastAsia="맑은 고딕"/>
-          <w:b/>
-        </w:rPr>
-        <w:t>다품목 PO는 안 그려짐</w:t>
-      </w:r>
-      <w:r>
-        <w:rPr>
-          <w:rFonts w:ascii="Malgun Gothic" w:hAnsi="Malgun Gothic" w:eastAsia="맑은 고딕"/>
-        </w:rPr>
-        <w:t>.</w:t>
-      </w:r>
-    </w:p>
-    <w:p>
-      <w:pPr>
-        <w:pStyle w:val="ListBullet"/>
-      </w:pPr>
-      <w:r>
-        <w:rPr>
-          <w:rFonts w:ascii="Malgun Gothic" w:hAnsi="Malgun Gothic" w:eastAsia="맑은 고딕"/>
-          <w:b/>
-        </w:rPr>
-        <w:t>위치</w:t>
-      </w:r>
-      <w:r>
-        <w:rPr>
-          <w:rFonts w:ascii="Malgun Gothic" w:hAnsi="Malgun Gothic" w:eastAsia="맑은 고딕"/>
-        </w:rPr>
-        <w:t xml:space="preserve">: </w:t>
-      </w:r>
-      <w:r>
-        <w:rPr>
-          <w:rFonts w:ascii="Malgun Gothic" w:hAnsi="Malgun Gothic" w:eastAsia="맑은 고딕"/>
-          <w:color w:val="B03060"/>
-        </w:rPr>
-        <w:t>ItemList.tsx</w:t>
-      </w:r>
-      <w:r>
-        <w:rPr>
-          <w:rFonts w:ascii="Malgun Gothic" w:hAnsi="Malgun Gothic" w:eastAsia="맑은 고딕"/>
-        </w:rPr>
-        <w:t xml:space="preserve"> — 입고/반품 탭 섹션(약 780행, poLines 기반, 정상)과 재고현황 섹션(약 1598행, 단일품목 전용).</w:t>
-      </w:r>
-    </w:p>
-    <w:p>
-      <w:pPr>
-        <w:pStyle w:val="ListBullet"/>
-      </w:pPr>
-      <w:r>
-        <w:rPr>
-          <w:rFonts w:ascii="Malgun Gothic" w:hAnsi="Malgun Gothic" w:eastAsia="맑은 고딕"/>
-          <w:b/>
-        </w:rPr>
-        <w:t>방향</w:t>
-      </w:r>
-      <w:r>
-        <w:rPr>
-          <w:rFonts w:ascii="Malgun Gothic" w:hAnsi="Malgun Gothic" w:eastAsia="맑은 고딕"/>
-        </w:rPr>
-        <w:t xml:space="preserve">: 발주카드 렌더를 </w:t>
-      </w:r>
-      <w:r>
-        <w:rPr>
-          <w:rFonts w:ascii="Malgun Gothic" w:hAnsi="Malgun Gothic" w:eastAsia="맑은 고딕"/>
-          <w:color w:val="B03060"/>
-        </w:rPr>
-        <w:t>poLines(po)</w:t>
-      </w:r>
-      <w:r>
-        <w:rPr>
-          <w:rFonts w:ascii="Malgun Gothic" w:hAnsi="Malgun Gothic" w:eastAsia="맑은 고딕"/>
-        </w:rPr>
-        <w:t xml:space="preserve"> 기반으로 통일.</w:t>
-      </w:r>
-    </w:p>
-    <w:p>
-      <w:pPr>
-        <w:pStyle w:val="Heading2"/>
-      </w:pPr>
-      <w:r>
-        <w:rPr>
-          <w:rFonts w:ascii="Malgun Gothic" w:hAnsi="Malgun Gothic" w:eastAsia="맑은 고딕"/>
-        </w:rPr>
-        <w:t>9. purchaseOrders / items 전체 라이브 구독 (읽기 비용 누적)</w:t>
-      </w:r>
-    </w:p>
-    <w:p>
-      <w:pPr>
-        <w:pStyle w:val="ListBullet"/>
-      </w:pPr>
-      <w:r>
-        <w:rPr>
-          <w:rFonts w:ascii="Malgun Gothic" w:hAnsi="Malgun Gothic" w:eastAsia="맑은 고딕"/>
-          <w:color w:val="B03060"/>
-        </w:rPr>
-        <w:t>useAppData</w:t>
-      </w:r>
-      <w:r>
-        <w:rPr>
-          <w:rFonts w:ascii="Malgun Gothic" w:hAnsi="Malgun Gothic" w:eastAsia="맑은 고딕"/>
-        </w:rPr>
-        <w:t xml:space="preserve">에서 </w:t>
-      </w:r>
-      <w:r>
-        <w:rPr>
-          <w:rFonts w:ascii="Malgun Gothic" w:hAnsi="Malgun Gothic" w:eastAsia="맑은 고딕"/>
-          <w:color w:val="B03060"/>
-        </w:rPr>
-        <w:t>purchaseOrders</w:t>
-      </w:r>
-      <w:r>
-        <w:rPr>
-          <w:rFonts w:ascii="Malgun Gothic" w:hAnsi="Malgun Gothic" w:eastAsia="맑은 고딕"/>
-        </w:rPr>
-        <w:t>·</w:t>
-      </w:r>
-      <w:r>
-        <w:rPr>
-          <w:rFonts w:ascii="Malgun Gothic" w:hAnsi="Malgun Gothic" w:eastAsia="맑은 고딕"/>
-          <w:color w:val="B03060"/>
-        </w:rPr>
-        <w:t>items</w:t>
-      </w:r>
-      <w:r>
-        <w:rPr>
-          <w:rFonts w:ascii="Malgun Gothic" w:hAnsi="Malgun Gothic" w:eastAsia="맑은 고딕"/>
-        </w:rPr>
-        <w:t>·</w:t>
-      </w:r>
-      <w:r>
-        <w:rPr>
-          <w:rFonts w:ascii="Malgun Gothic" w:hAnsi="Malgun Gothic" w:eastAsia="맑은 고딕"/>
-          <w:color w:val="B03060"/>
-        </w:rPr>
-        <w:t>partners</w:t>
-      </w:r>
-      <w:r>
-        <w:rPr>
-          <w:rFonts w:ascii="Malgun Gothic" w:hAnsi="Malgun Gothic" w:eastAsia="맑은 고딕"/>
-        </w:rPr>
-        <w:t>·</w:t>
-      </w:r>
-      <w:r>
-        <w:rPr>
-          <w:rFonts w:ascii="Malgun Gothic" w:hAnsi="Malgun Gothic" w:eastAsia="맑은 고딕"/>
-          <w:color w:val="B03060"/>
-        </w:rPr>
-        <w:t>inventorySnapshots</w:t>
-      </w:r>
-      <w:r>
-        <w:rPr>
-          <w:rFonts w:ascii="Malgun Gothic" w:hAnsi="Malgun Gothic" w:eastAsia="맑은 고딕"/>
-        </w:rPr>
-        <w:t>·</w:t>
-      </w:r>
-      <w:r>
-        <w:rPr>
-          <w:rFonts w:ascii="Malgun Gothic" w:hAnsi="Malgun Gothic" w:eastAsia="맑은 고딕"/>
-          <w:color w:val="B03060"/>
-        </w:rPr>
-        <w:t>adjustmentRequests</w:t>
-      </w:r>
-      <w:r>
-        <w:rPr>
-          <w:rFonts w:ascii="Malgun Gothic" w:hAnsi="Malgun Gothic" w:eastAsia="맑은 고딕"/>
-        </w:rPr>
-        <w:t xml:space="preserve"> 등을 </w:t>
-      </w:r>
-      <w:r>
-        <w:rPr>
-          <w:rFonts w:ascii="Malgun Gothic" w:hAnsi="Malgun Gothic" w:eastAsia="맑은 고딕"/>
-          <w:b/>
-        </w:rPr>
-        <w:t>전체(full) `onSnapshot`</w:t>
-      </w:r>
-      <w:r>
-        <w:rPr>
-          <w:rFonts w:ascii="Malgun Gothic" w:hAnsi="Malgun Gothic" w:eastAsia="맑은 고딕"/>
-        </w:rPr>
-        <w:t xml:space="preserve"> 로 구독. (</w:t>
-      </w:r>
-      <w:r>
-        <w:rPr>
-          <w:rFonts w:ascii="Malgun Gothic" w:hAnsi="Malgun Gothic" w:eastAsia="맑은 고딕"/>
-          <w:color w:val="B03060"/>
-        </w:rPr>
-        <w:t>src/shared/hooks/useAppData.ts</w:t>
-      </w:r>
-      <w:r>
-        <w:rPr>
-          <w:rFonts w:ascii="Malgun Gothic" w:hAnsi="Malgun Gothic" w:eastAsia="맑은 고딕"/>
-        </w:rPr>
-        <w:t xml:space="preserve"> 157~191행)</w:t>
-      </w:r>
-    </w:p>
-    <w:p>
-      <w:pPr>
-        <w:pStyle w:val="ListBullet"/>
-      </w:pPr>
-      <w:r>
-        <w:rPr>
-          <w:rFonts w:ascii="Malgun Gothic" w:hAnsi="Malgun Gothic" w:eastAsia="맑은 고딕"/>
-          <w:b/>
-        </w:rPr>
-        <w:t>문제</w:t>
-      </w:r>
-      <w:r>
-        <w:rPr>
-          <w:rFonts w:ascii="Malgun Gothic" w:hAnsi="Malgun Gothic" w:eastAsia="맑은 고딕"/>
-        </w:rPr>
-        <w:t xml:space="preserve">: </w:t>
-      </w:r>
-      <w:r>
-        <w:rPr>
-          <w:rFonts w:ascii="Malgun Gothic" w:hAnsi="Malgun Gothic" w:eastAsia="맑은 고딕"/>
-          <w:color w:val="B03060"/>
-        </w:rPr>
-        <w:t>purchaseOrders</w:t>
-      </w:r>
-      <w:r>
-        <w:rPr>
-          <w:rFonts w:ascii="Malgun Gothic" w:hAnsi="Malgun Gothic" w:eastAsia="맑은 고딕"/>
-        </w:rPr>
-        <w:t xml:space="preserve">는 발주/매입전표마다 쌓여 시간이 지나면 수천 건 → </w:t>
-      </w:r>
-      <w:r>
-        <w:rPr>
-          <w:rFonts w:ascii="Malgun Gothic" w:hAnsi="Malgun Gothic" w:eastAsia="맑은 고딕"/>
-          <w:b/>
-        </w:rPr>
-        <w:t>매 세션 전량 읽기</w:t>
-      </w:r>
-      <w:r>
-        <w:rPr>
-          <w:rFonts w:ascii="Malgun Gothic" w:hAnsi="Malgun Gothic" w:eastAsia="맑은 고딕"/>
-        </w:rPr>
-        <w:t xml:space="preserve">. </w:t>
-      </w:r>
-      <w:r>
-        <w:rPr>
-          <w:rFonts w:ascii="Malgun Gothic" w:hAnsi="Malgun Gothic" w:eastAsia="맑은 고딕"/>
-          <w:color w:val="B03060"/>
-        </w:rPr>
-        <w:t>items</w:t>
-      </w:r>
-      <w:r>
-        <w:rPr>
-          <w:rFonts w:ascii="Malgun Gothic" w:hAnsi="Malgun Gothic" w:eastAsia="맑은 고딕"/>
-        </w:rPr>
-        <w:t xml:space="preserve">도 각 문서에 </w:t>
-      </w:r>
-      <w:r>
-        <w:rPr>
-          <w:rFonts w:ascii="Malgun Gothic" w:hAnsi="Malgun Gothic" w:eastAsia="맑은 고딕"/>
-          <w:color w:val="B03060"/>
-        </w:rPr>
-        <w:t>lots</w:t>
-      </w:r>
-      <w:r>
-        <w:rPr>
-          <w:rFonts w:ascii="Malgun Gothic" w:hAnsi="Malgun Gothic" w:eastAsia="맑은 고딕"/>
-        </w:rPr>
-        <w:t xml:space="preserve"> 배열이 붙어 페이로드가 큼(#1과 연결).</w:t>
-      </w:r>
-    </w:p>
-    <w:p>
-      <w:pPr>
-        <w:pStyle w:val="ListBullet"/>
-      </w:pPr>
-      <w:r>
-        <w:rPr>
-          <w:rFonts w:ascii="Malgun Gothic" w:hAnsi="Malgun Gothic" w:eastAsia="맑은 고딕"/>
-          <w:b/>
-        </w:rPr>
-        <w:t>방향</w:t>
-      </w:r>
-      <w:r>
-        <w:rPr>
-          <w:rFonts w:ascii="Malgun Gothic" w:hAnsi="Malgun Gothic" w:eastAsia="맑은 고딕"/>
-        </w:rPr>
-        <w:t xml:space="preserve">: </w:t>
-      </w:r>
-      <w:r>
-        <w:rPr>
-          <w:rFonts w:ascii="Malgun Gothic" w:hAnsi="Malgun Gothic" w:eastAsia="맑은 고딕"/>
-          <w:color w:val="B03060"/>
-        </w:rPr>
-        <w:t>purchaseOrders</w:t>
-      </w:r>
-      <w:r>
-        <w:rPr>
-          <w:rFonts w:ascii="Malgun Gothic" w:hAnsi="Malgun Gothic" w:eastAsia="맑은 고딕"/>
-        </w:rPr>
-        <w:t xml:space="preserve">는 </w:t>
-      </w:r>
-      <w:r>
-        <w:rPr>
-          <w:rFonts w:ascii="Malgun Gothic" w:hAnsi="Malgun Gothic" w:eastAsia="맑은 고딕"/>
-          <w:b/>
-        </w:rPr>
-        <w:t>상태/기간 제한 구독</w:t>
-      </w:r>
-      <w:r>
-        <w:rPr>
-          <w:rFonts w:ascii="Malgun Gothic" w:hAnsi="Malgun Gothic" w:eastAsia="맑은 고딕"/>
-        </w:rPr>
-        <w:t xml:space="preserve">(예: </w:t>
-      </w:r>
-      <w:r>
-        <w:rPr>
-          <w:rFonts w:ascii="Malgun Gothic" w:hAnsi="Malgun Gothic" w:eastAsia="맑은 고딕"/>
-          <w:color w:val="B03060"/>
-        </w:rPr>
-        <w:t>status != 'received'</w:t>
-      </w:r>
-      <w:r>
-        <w:rPr>
-          <w:rFonts w:ascii="Malgun Gothic" w:hAnsi="Malgun Gothic" w:eastAsia="맑은 고딕"/>
-        </w:rPr>
-        <w:t xml:space="preserve"> 또는 최근 N개월). 나머지 고volume도 recent 구독 검토. (수불부/전표/채팅 등은 이미 최근 7일 구독으로 잘 돼 있음)</w:t>
-      </w:r>
-    </w:p>
-    <w:p>
-      <w:pPr>
-        <w:pStyle w:val="Heading2"/>
-      </w:pPr>
-      <w:r>
-        <w:rPr>
-          <w:rFonts w:ascii="Malgun Gothic" w:hAnsi="Malgun Gothic" w:eastAsia="맑은 고딕"/>
-        </w:rPr>
-        <w:t>10. inventorySnapshots가 총액만 저장 (품목별 없음)</w:t>
-      </w:r>
-    </w:p>
-    <w:p>
-      <w:pPr>
-        <w:pStyle w:val="ListBullet"/>
-      </w:pPr>
-      <w:r>
-        <w:rPr>
-          <w:rFonts w:ascii="Malgun Gothic" w:hAnsi="Malgun Gothic" w:eastAsia="맑은 고딕"/>
-        </w:rPr>
-        <w:t xml:space="preserve">재고 마감 스냅샷이 </w:t>
-      </w:r>
-      <w:r>
-        <w:rPr>
-          <w:rFonts w:ascii="Malgun Gothic" w:hAnsi="Malgun Gothic" w:eastAsia="맑은 고딕"/>
-          <w:color w:val="B03060"/>
-        </w:rPr>
-        <w:t>{ yearMonth, recordedAt, value(총액) }</w:t>
-      </w:r>
-      <w:r>
-        <w:rPr>
-          <w:rFonts w:ascii="Malgun Gothic" w:hAnsi="Malgun Gothic" w:eastAsia="맑은 고딕"/>
-        </w:rPr>
-        <w:t xml:space="preserve"> 만 저장 → </w:t>
-      </w:r>
-      <w:r>
-        <w:rPr>
-          <w:rFonts w:ascii="Malgun Gothic" w:hAnsi="Malgun Gothic" w:eastAsia="맑은 고딕"/>
-          <w:b/>
-        </w:rPr>
-        <w:t>품목별 재고 스냅샷 없음</w:t>
-      </w:r>
-      <w:r>
-        <w:rPr>
-          <w:rFonts w:ascii="Malgun Gothic" w:hAnsi="Malgun Gothic" w:eastAsia="맑은 고딕"/>
-        </w:rPr>
-        <w:t>.</w:t>
-      </w:r>
-    </w:p>
-    <w:p>
-      <w:pPr>
-        <w:pStyle w:val="ListBullet"/>
-      </w:pPr>
-      <w:r>
-        <w:rPr>
-          <w:rFonts w:ascii="Malgun Gothic" w:hAnsi="Malgun Gothic" w:eastAsia="맑은 고딕"/>
-          <w:b/>
-        </w:rPr>
-        <w:t>문제</w:t>
-      </w:r>
-      <w:r>
-        <w:rPr>
-          <w:rFonts w:ascii="Malgun Gothic" w:hAnsi="Malgun Gothic" w:eastAsia="맑은 고딕"/>
-        </w:rPr>
-        <w:t>: 월별 상세 손익·재고 분석 불가. 총액도 lots 미반영분(예: 깨분참기름) 있으면 과소 계상.</w:t>
-      </w:r>
-    </w:p>
-    <w:p>
-      <w:pPr>
-        <w:pStyle w:val="ListBullet"/>
-      </w:pPr>
-      <w:r>
-        <w:rPr>
-          <w:rFonts w:ascii="Malgun Gothic" w:hAnsi="Malgun Gothic" w:eastAsia="맑은 고딕"/>
-          <w:b/>
-        </w:rPr>
-        <w:t>방향</w:t>
-      </w:r>
-      <w:r>
-        <w:rPr>
-          <w:rFonts w:ascii="Malgun Gothic" w:hAnsi="Malgun Gothic" w:eastAsia="맑은 고딕"/>
-        </w:rPr>
-        <w:t xml:space="preserve">: 마감 시 </w:t>
-      </w:r>
-      <w:r>
-        <w:rPr>
-          <w:rFonts w:ascii="Malgun Gothic" w:hAnsi="Malgun Gothic" w:eastAsia="맑은 고딕"/>
-          <w:b/>
-        </w:rPr>
-        <w:t>품목별 수량·평가액 스냅샷</w:t>
-      </w:r>
-      <w:r>
-        <w:rPr>
-          <w:rFonts w:ascii="Malgun Gothic" w:hAnsi="Malgun Gothic" w:eastAsia="맑은 고딕"/>
-        </w:rPr>
-        <w:t xml:space="preserve"> 저장.</w:t>
-      </w:r>
-    </w:p>
-    <w:p>
-      <w:pPr>
-        <w:pBdr>
-          <w:bottom w:val="single" w:sz="6" w:space="1" w:color="CCCCCC"/>
-        </w:pBdr>
-      </w:pPr>
-    </w:p>
-    <w:p>
-      <w:pPr>
-        <w:pStyle w:val="Heading1"/>
-      </w:pPr>
-      <w:r>
-        <w:rPr>
-          <w:rFonts w:ascii="Malgun Gothic" w:hAnsi="Malgun Gothic" w:eastAsia="맑은 고딕"/>
-          <w:color w:val="1E60C0"/>
-        </w:rPr>
-        <w:t>🔵 구조 / 기술부채 (리팩터링)</w:t>
-      </w:r>
-    </w:p>
-    <w:p>
-      <w:pPr>
-        <w:pStyle w:val="Heading2"/>
-      </w:pPr>
-      <w:r>
-        <w:rPr>
-          <w:rFonts w:ascii="Malgun Gothic" w:hAnsi="Malgun Gothic" w:eastAsia="맑은 고딕"/>
-        </w:rPr>
         <w:t>11. God component 분해</w:t>
       </w:r>
     </w:p>
@@ -2052,97 +713,14 @@
         <w:pStyle w:val="ListBullet"/>
       </w:pPr>
       <w:r>
-        <w:rPr>
-          <w:rFonts w:ascii="Malgun Gothic" w:hAnsi="Malgun Gothic" w:eastAsia="맑은 고딕"/>
-          <w:color w:val="B03060"/>
-        </w:rPr>
-        <w:t>HaccpChecklist(4114)</w:t>
-      </w:r>
-      <w:r>
-        <w:rPr>
-          <w:rFonts w:ascii="Malgun Gothic" w:hAnsi="Malgun Gothic" w:eastAsia="맑은 고딕"/>
-        </w:rPr>
-        <w:t>·</w:t>
-      </w:r>
-      <w:r>
-        <w:rPr>
-          <w:rFonts w:ascii="Malgun Gothic" w:hAnsi="Malgun Gothic" w:eastAsia="맑은 고딕"/>
-          <w:color w:val="B03060"/>
-        </w:rPr>
-        <w:t>AdminApp(4039)</w:t>
-      </w:r>
-      <w:r>
-        <w:rPr>
-          <w:rFonts w:ascii="Malgun Gothic" w:hAnsi="Malgun Gothic" w:eastAsia="맑은 고딕"/>
-        </w:rPr>
-        <w:t>·</w:t>
-      </w:r>
-      <w:r>
-        <w:rPr>
-          <w:rFonts w:ascii="Malgun Gothic" w:hAnsi="Malgun Gothic" w:eastAsia="맑은 고딕"/>
-          <w:color w:val="B03060"/>
-        </w:rPr>
-        <w:t>TradeStatement(3693)</w:t>
-      </w:r>
-      <w:r>
-        <w:rPr>
-          <w:rFonts w:ascii="Malgun Gothic" w:hAnsi="Malgun Gothic" w:eastAsia="맑은 고딕"/>
-        </w:rPr>
-        <w:t>·</w:t>
-      </w:r>
-      <w:r>
-        <w:rPr>
-          <w:rFonts w:ascii="Malgun Gothic" w:hAnsi="Malgun Gothic" w:eastAsia="맑은 고딕"/>
-          <w:color w:val="B03060"/>
-        </w:rPr>
-        <w:t>ItemList(2419)</w:t>
-      </w:r>
-      <w:r>
-        <w:rPr>
-          <w:rFonts w:ascii="Malgun Gothic" w:hAnsi="Malgun Gothic" w:eastAsia="맑은 고딕"/>
-        </w:rPr>
-        <w:t xml:space="preserve"> 등 초대형. 한 파일에 상태+핸들러+렌더+로직이 몰림.</w:t>
+        <w:t>초대형 컴포넌트에 상태+핸들러+렌더+로직 집중. 재고 엔진은 reconcileOrderStock/buildFormula로 일부 함수화했으나 여전히 AdminApp 내부.</w:t>
       </w:r>
     </w:p>
     <w:p>
       <w:pPr>
-        <w:pStyle w:val="ListBullet"/>
+        <w:pStyle w:val="Heading3"/>
       </w:pPr>
       <w:r>
-        <w:rPr>
-          <w:rFonts w:ascii="Malgun Gothic" w:hAnsi="Malgun Gothic" w:eastAsia="맑은 고딕"/>
-          <w:b/>
-        </w:rPr>
-        <w:t>방향</w:t>
-      </w:r>
-      <w:r>
-        <w:rPr>
-          <w:rFonts w:ascii="Malgun Gothic" w:hAnsi="Malgun Gothic" w:eastAsia="맑은 고딕"/>
-        </w:rPr>
-        <w:t xml:space="preserve">: 뷰/핸들러/도메인 로직 분리. AdminApp의 핸들러(재고·전표·입고)를 </w:t>
-      </w:r>
-      <w:r>
-        <w:rPr>
-          <w:rFonts w:ascii="Malgun Gothic" w:hAnsi="Malgun Gothic" w:eastAsia="맑은 고딕"/>
-          <w:b/>
-        </w:rPr>
-        <w:t>도메인 서비스/훅</w:t>
-      </w:r>
-      <w:r>
-        <w:rPr>
-          <w:rFonts w:ascii="Malgun Gothic" w:hAnsi="Malgun Gothic" w:eastAsia="맑은 고딕"/>
-        </w:rPr>
-        <w:t>으로 추출.</w:t>
-      </w:r>
-    </w:p>
-    <w:p>
-      <w:pPr>
-        <w:pStyle w:val="Heading2"/>
-      </w:pPr>
-      <w:r>
-        <w:rPr>
-          <w:rFonts w:ascii="Malgun Gothic" w:hAnsi="Malgun Gothic" w:eastAsia="맑은 고딕"/>
-        </w:rPr>
         <w:t>12. 도메인 계층 부재</w:t>
       </w:r>
     </w:p>
@@ -2151,77 +729,14 @@
         <w:pStyle w:val="ListBullet"/>
       </w:pPr>
       <w:r>
-        <w:rPr>
-          <w:rFonts w:ascii="Malgun Gothic" w:hAnsi="Malgun Gothic" w:eastAsia="맑은 고딕"/>
-        </w:rPr>
-        <w:t>재고 차감·전표·입고·원가 동기화가 UI 컴포넌트 render 클로저에 흩어짐 → 같은 규칙이 여러 곳에서 다르게 구현되어 버그(오늘의 재고 불일치·비대칭 입고 등).</w:t>
+        <w:t>재고 차감·전표·입고·원가 동기화가 UI 컴포넌트 render 클로저에 흩어짐. inventory/ledger 순수 도메인 모듈로 규칙 단일화 필요.</w:t>
       </w:r>
     </w:p>
     <w:p>
       <w:pPr>
-        <w:pStyle w:val="ListBullet"/>
+        <w:pStyle w:val="Heading3"/>
       </w:pPr>
       <w:r>
-        <w:rPr>
-          <w:rFonts w:ascii="Malgun Gothic" w:hAnsi="Malgun Gothic" w:eastAsia="맑은 고딕"/>
-          <w:b/>
-        </w:rPr>
-        <w:t>방향</w:t>
-      </w:r>
-      <w:r>
-        <w:rPr>
-          <w:rFonts w:ascii="Malgun Gothic" w:hAnsi="Malgun Gothic" w:eastAsia="맑은 고딕"/>
-        </w:rPr>
-        <w:t xml:space="preserve">: </w:t>
-      </w:r>
-      <w:r>
-        <w:rPr>
-          <w:rFonts w:ascii="Malgun Gothic" w:hAnsi="Malgun Gothic" w:eastAsia="맑은 고딕"/>
-          <w:color w:val="B03060"/>
-        </w:rPr>
-        <w:t>inventory</w:t>
-      </w:r>
-      <w:r>
-        <w:rPr>
-          <w:rFonts w:ascii="Malgun Gothic" w:hAnsi="Malgun Gothic" w:eastAsia="맑은 고딕"/>
-        </w:rPr>
-        <w:t>/</w:t>
-      </w:r>
-      <w:r>
-        <w:rPr>
-          <w:rFonts w:ascii="Malgun Gothic" w:hAnsi="Malgun Gothic" w:eastAsia="맑은 고딕"/>
-          <w:color w:val="B03060"/>
-        </w:rPr>
-        <w:t>ledger</w:t>
-      </w:r>
-      <w:r>
-        <w:rPr>
-          <w:rFonts w:ascii="Malgun Gothic" w:hAnsi="Malgun Gothic" w:eastAsia="맑은 고딕"/>
-        </w:rPr>
-        <w:t xml:space="preserve"> 같은 </w:t>
-      </w:r>
-      <w:r>
-        <w:rPr>
-          <w:rFonts w:ascii="Malgun Gothic" w:hAnsi="Malgun Gothic" w:eastAsia="맑은 고딕"/>
-          <w:b/>
-        </w:rPr>
-        <w:t>순수 도메인 모듈</w:t>
-      </w:r>
-      <w:r>
-        <w:rPr>
-          <w:rFonts w:ascii="Malgun Gothic" w:hAnsi="Malgun Gothic" w:eastAsia="맑은 고딕"/>
-        </w:rPr>
-        <w:t>로 규칙 단일화(#13과 연결).</w:t>
-      </w:r>
-    </w:p>
-    <w:p>
-      <w:pPr>
-        <w:pStyle w:val="Heading2"/>
-      </w:pPr>
-      <w:r>
-        <w:rPr>
-          <w:rFonts w:ascii="Malgun Gothic" w:hAnsi="Malgun Gothic" w:eastAsia="맑은 고딕"/>
-        </w:rPr>
         <w:t>13. 재고 변경 로직 분산</w:t>
       </w:r>
     </w:p>
@@ -2230,77 +745,14 @@
         <w:pStyle w:val="ListBullet"/>
       </w:pPr>
       <w:r>
-        <w:rPr>
-          <w:rFonts w:ascii="Malgun Gothic" w:hAnsi="Malgun Gothic" w:eastAsia="맑은 고딕"/>
-        </w:rPr>
-        <w:t>오늘 5+ 경로를 lot 경유로 고쳤으나(재고조정·반품·정정·행수정·전표입고 제거), 재고 변경 진입점이 여전히 여러 곳.</w:t>
+        <w:t>원료 재고 변경을 단일 헬퍼(adjustRawLots/mutateRawMaterialLots)로 강제. 생산/출고는 reconcileOrderStock로 일원화됨(부분 개선).</w:t>
       </w:r>
     </w:p>
     <w:p>
       <w:pPr>
-        <w:pStyle w:val="ListBullet"/>
+        <w:pStyle w:val="Heading3"/>
       </w:pPr>
       <w:r>
-        <w:rPr>
-          <w:rFonts w:ascii="Malgun Gothic" w:hAnsi="Malgun Gothic" w:eastAsia="맑은 고딕"/>
-          <w:b/>
-        </w:rPr>
-        <w:t>방향</w:t>
-      </w:r>
-      <w:r>
-        <w:rPr>
-          <w:rFonts w:ascii="Malgun Gothic" w:hAnsi="Malgun Gothic" w:eastAsia="맑은 고딕"/>
-        </w:rPr>
-        <w:t xml:space="preserve">: 원료 재고 변경을 </w:t>
-      </w:r>
-      <w:r>
-        <w:rPr>
-          <w:rFonts w:ascii="Malgun Gothic" w:hAnsi="Malgun Gothic" w:eastAsia="맑은 고딕"/>
-          <w:b/>
-        </w:rPr>
-        <w:t>단일 헬퍼</w:t>
-      </w:r>
-      <w:r>
-        <w:rPr>
-          <w:rFonts w:ascii="Malgun Gothic" w:hAnsi="Malgun Gothic" w:eastAsia="맑은 고딕"/>
-        </w:rPr>
-        <w:t>(</w:t>
-      </w:r>
-      <w:r>
-        <w:rPr>
-          <w:rFonts w:ascii="Malgun Gothic" w:hAnsi="Malgun Gothic" w:eastAsia="맑은 고딕"/>
-          <w:color w:val="B03060"/>
-        </w:rPr>
-        <w:t>adjustRawLots</w:t>
-      </w:r>
-      <w:r>
-        <w:rPr>
-          <w:rFonts w:ascii="Malgun Gothic" w:hAnsi="Malgun Gothic" w:eastAsia="맑은 고딕"/>
-        </w:rPr>
-        <w:t>/</w:t>
-      </w:r>
-      <w:r>
-        <w:rPr>
-          <w:rFonts w:ascii="Malgun Gothic" w:hAnsi="Malgun Gothic" w:eastAsia="맑은 고딕"/>
-          <w:color w:val="B03060"/>
-        </w:rPr>
-        <w:t>recordRawMaterialReceipt</w:t>
-      </w:r>
-      <w:r>
-        <w:rPr>
-          <w:rFonts w:ascii="Malgun Gothic" w:hAnsi="Malgun Gothic" w:eastAsia="맑은 고딕"/>
-        </w:rPr>
-        <w:t>)로 강제.</w:t>
-      </w:r>
-    </w:p>
-    <w:p>
-      <w:pPr>
-        <w:pStyle w:val="Heading2"/>
-      </w:pPr>
-      <w:r>
-        <w:rPr>
-          <w:rFonts w:ascii="Malgun Gothic" w:hAnsi="Malgun Gothic" w:eastAsia="맑은 고딕"/>
-        </w:rPr>
         <w:t>14. 테스트 0</w:t>
       </w:r>
     </w:p>
@@ -2309,10 +761,15 @@
         <w:pStyle w:val="ListBullet"/>
       </w:pPr>
       <w:r>
-        <w:rPr>
-          <w:rFonts w:ascii="Malgun Gothic" w:hAnsi="Malgun Gothic" w:eastAsia="맑은 고딕"/>
-        </w:rPr>
-        <w:t>프로젝트 코드에 단위/통합 테스트 없음. 재고·원가·lot·수불부 같은 정합성 핵심에 회귀 방지 장치 부재.</w:t>
+        <w:t>lotUtils(FIFO/혼합/차감)·formula(kg 환산/배합)·buildFormula(재귀 전개) 순수 함수부터 단위 테스트 권장.</w:t>
+      </w:r>
+    </w:p>
+    <w:p>
+      <w:pPr>
+        <w:pStyle w:val="Heading3"/>
+      </w:pPr>
+      <w:r>
+        <w:t>15. deprecated 이중 스키마 정리 — 🟡 부분</w:t>
       </w:r>
     </w:p>
     <w:p>
@@ -2320,56 +777,7 @@
         <w:pStyle w:val="ListBullet"/>
       </w:pPr>
       <w:r>
-        <w:rPr>
-          <w:rFonts w:ascii="Malgun Gothic" w:hAnsi="Malgun Gothic" w:eastAsia="맑은 고딕"/>
-          <w:b/>
-        </w:rPr>
-        <w:t>방향</w:t>
-      </w:r>
-      <w:r>
-        <w:rPr>
-          <w:rFonts w:ascii="Malgun Gothic" w:hAnsi="Malgun Gothic" w:eastAsia="맑은 고딕"/>
-        </w:rPr>
-        <w:t xml:space="preserve">: 최소한 </w:t>
-      </w:r>
-      <w:r>
-        <w:rPr>
-          <w:rFonts w:ascii="Malgun Gothic" w:hAnsi="Malgun Gothic" w:eastAsia="맑은 고딕"/>
-          <w:color w:val="B03060"/>
-        </w:rPr>
-        <w:t>lotUtils</w:t>
-      </w:r>
-      <w:r>
-        <w:rPr>
-          <w:rFonts w:ascii="Malgun Gothic" w:hAnsi="Malgun Gothic" w:eastAsia="맑은 고딕"/>
-        </w:rPr>
-        <w:t>(FIFO/혼합/차감)·</w:t>
-      </w:r>
-      <w:r>
-        <w:rPr>
-          <w:rFonts w:ascii="Malgun Gothic" w:hAnsi="Malgun Gothic" w:eastAsia="맑은 고딕"/>
-          <w:color w:val="B03060"/>
-        </w:rPr>
-        <w:t>formula</w:t>
-      </w:r>
-      <w:r>
-        <w:rPr>
-          <w:rFonts w:ascii="Malgun Gothic" w:hAnsi="Malgun Gothic" w:eastAsia="맑은 고딕"/>
-        </w:rPr>
-        <w:t>(kg 환산/배합)·</w:t>
-      </w:r>
-      <w:r>
-        <w:rPr>
-          <w:rFonts w:ascii="Malgun Gothic" w:hAnsi="Malgun Gothic" w:eastAsia="맑은 고딕"/>
-          <w:color w:val="B03060"/>
-        </w:rPr>
-        <w:t>rawReceipt</w:t>
-      </w:r>
-      <w:r>
-        <w:rPr>
-          <w:rFonts w:ascii="Malgun Gothic" w:hAnsi="Malgun Gothic" w:eastAsia="맑은 고딕"/>
-        </w:rPr>
-        <w:t xml:space="preserve"> 순수 함수에 단위 테스트.</w:t>
+        <w:t>partner_item(Item_ID/Partner_ID/Standard_Price → itemId/partnerId/price) 통일 완료. 나머지(boxSize/defaultBoxConfig, spec/용량 등) 잔존.</w:t>
       </w:r>
     </w:p>
     <w:p>
@@ -2377,10 +785,15 @@
         <w:pStyle w:val="Heading2"/>
       </w:pPr>
       <w:r>
-        <w:rPr>
-          <w:rFonts w:ascii="Malgun Gothic" w:hAnsi="Malgun Gothic" w:eastAsia="맑은 고딕"/>
-        </w:rPr>
-        <w:t>15. deprecated 이중 스키마 정리</w:t>
+        <w:t>🟢 낮음 — 정리</w:t>
+      </w:r>
+    </w:p>
+    <w:p>
+      <w:pPr>
+        <w:pStyle w:val="Heading3"/>
+      </w:pPr>
+      <w:r>
+        <w:t>16. 죽은 코드 — 🟡 부분</w:t>
       </w:r>
     </w:p>
     <w:p>
@@ -2388,82 +801,15 @@
         <w:pStyle w:val="ListBullet"/>
       </w:pPr>
       <w:r>
-        <w:rPr>
-          <w:rFonts w:ascii="Malgun Gothic" w:hAnsi="Malgun Gothic" w:eastAsia="맑은 고딕"/>
-          <w:color w:val="B03060"/>
-        </w:rPr>
-        <w:t>types.ts</w:t>
+        <w:t>deductStock 등 미사용 함수 잔존. 정기 정리 필요.</w:t>
       </w:r>
+    </w:p>
+    <w:p>
+      <w:pPr>
+        <w:pStyle w:val="Heading3"/>
+      </w:pPr>
       <w:r>
-        <w:rPr>
-          <w:rFonts w:ascii="Malgun Gothic" w:hAnsi="Malgun Gothic" w:eastAsia="맑은 고딕"/>
-        </w:rPr>
-        <w:t xml:space="preserve">에 </w:t>
-      </w:r>
-      <w:r>
-        <w:rPr>
-          <w:rFonts w:ascii="Malgun Gothic" w:hAnsi="Malgun Gothic" w:eastAsia="맑은 고딕"/>
-          <w:color w:val="B03060"/>
-        </w:rPr>
-        <w:t>Standard_Price/price</w:t>
-      </w:r>
-      <w:r>
-        <w:rPr>
-          <w:rFonts w:ascii="Malgun Gothic" w:hAnsi="Malgun Gothic" w:eastAsia="맑은 고딕"/>
-        </w:rPr>
-        <w:t xml:space="preserve">, </w:t>
-      </w:r>
-      <w:r>
-        <w:rPr>
-          <w:rFonts w:ascii="Malgun Gothic" w:hAnsi="Malgun Gothic" w:eastAsia="맑은 고딕"/>
-          <w:color w:val="B03060"/>
-        </w:rPr>
-        <w:t>itemType/category</w:t>
-      </w:r>
-      <w:r>
-        <w:rPr>
-          <w:rFonts w:ascii="Malgun Gothic" w:hAnsi="Malgun Gothic" w:eastAsia="맑은 고딕"/>
-        </w:rPr>
-        <w:t xml:space="preserve">, </w:t>
-      </w:r>
-      <w:r>
-        <w:rPr>
-          <w:rFonts w:ascii="Malgun Gothic" w:hAnsi="Malgun Gothic" w:eastAsia="맑은 고딕"/>
-          <w:color w:val="B03060"/>
-        </w:rPr>
-        <w:t>partnerId/partnerIds</w:t>
-      </w:r>
-      <w:r>
-        <w:rPr>
-          <w:rFonts w:ascii="Malgun Gothic" w:hAnsi="Malgun Gothic" w:eastAsia="맑은 고딕"/>
-        </w:rPr>
-        <w:t xml:space="preserve">, </w:t>
-      </w:r>
-      <w:r>
-        <w:rPr>
-          <w:rFonts w:ascii="Malgun Gothic" w:hAnsi="Malgun Gothic" w:eastAsia="맑은 고딕"/>
-          <w:color w:val="B03060"/>
-        </w:rPr>
-        <w:t>boxSize/defaultBoxConfig</w:t>
-      </w:r>
-      <w:r>
-        <w:rPr>
-          <w:rFonts w:ascii="Malgun Gothic" w:hAnsi="Malgun Gothic" w:eastAsia="맑은 고딕"/>
-        </w:rPr>
-        <w:t xml:space="preserve">, </w:t>
-      </w:r>
-      <w:r>
-        <w:rPr>
-          <w:rFonts w:ascii="Malgun Gothic" w:hAnsi="Malgun Gothic" w:eastAsia="맑은 고딕"/>
-          <w:color w:val="B03060"/>
-        </w:rPr>
-        <w:t>spec/용량</w:t>
-      </w:r>
-      <w:r>
-        <w:rPr>
-          <w:rFonts w:ascii="Malgun Gothic" w:hAnsi="Malgun Gothic" w:eastAsia="맑은 고딕"/>
-        </w:rPr>
-        <w:t xml:space="preserve"> 등 하위호환 필드 다수 → 코드 곳곳 분기.</w:t>
+        <w:t>17. 주문 상태 enum 혼재 — 🟡 부분</w:t>
       </w:r>
     </w:p>
     <w:p>
@@ -2471,49 +817,23 @@
         <w:pStyle w:val="ListBullet"/>
       </w:pPr>
       <w:r>
-        <w:rPr>
-          <w:rFonts w:ascii="Malgun Gothic" w:hAnsi="Malgun Gothic" w:eastAsia="맑은 고딕"/>
-          <w:b/>
-        </w:rPr>
-        <w:t>방향</w:t>
-      </w:r>
-      <w:r>
-        <w:rPr>
-          <w:rFonts w:ascii="Malgun Gothic" w:hAnsi="Malgun Gothic" w:eastAsia="맑은 고딕"/>
-        </w:rPr>
-        <w:t xml:space="preserve">: 마이그레이션 마무리 후 deprecated 제거, </w:t>
-      </w:r>
-      <w:r>
-        <w:rPr>
-          <w:rFonts w:ascii="Malgun Gothic" w:hAnsi="Malgun Gothic" w:eastAsia="맑은 고딕"/>
-          <w:color w:val="B03060"/>
-        </w:rPr>
-        <w:t>as any</w:t>
-      </w:r>
-      <w:r>
-        <w:rPr>
-          <w:rFonts w:ascii="Malgun Gothic" w:hAnsi="Malgun Gothic" w:eastAsia="맑은 고딕"/>
-        </w:rPr>
-        <w:t>(54곳) 축소.</w:t>
+        <w:t>생산/출고 분리로 DISPATCHED(작업완료)/SHIPPED(출고)/DELIVERED(이력) 처리 명확화. enum 자체 정리는 미완.</w:t>
       </w:r>
     </w:p>
     <w:p>
       <w:pPr>
-        <w:pBdr>
-          <w:bottom w:val="single" w:sz="6" w:space="1" w:color="CCCCCC"/>
-        </w:pBdr>
+        <w:pStyle w:val="Heading3"/>
       </w:pPr>
+      <w:r>
+        <w:t>18. native alert/confirm 다수 — ⬜ 미착수</w:t>
+      </w:r>
     </w:p>
     <w:p>
       <w:pPr>
-        <w:pStyle w:val="Heading1"/>
+        <w:pStyle w:val="ListBullet"/>
       </w:pPr>
       <w:r>
-        <w:rPr>
-          <w:rFonts w:ascii="Malgun Gothic" w:hAnsi="Malgun Gothic" w:eastAsia="맑은 고딕"/>
-          <w:color w:val="2E7D32"/>
-        </w:rPr>
-        <w:t>🟢 낮음 — 정리</w:t>
+        <w:t>인앱 확인 모달/토스트로 통일 필요. (비용 프리셋 등 일부 신규 UI는 prompt/confirm 사용 중 → 후속 정비 대상)</w:t>
       </w:r>
     </w:p>
     <w:p>
@@ -2521,188 +841,6 @@
         <w:pStyle w:val="Heading2"/>
       </w:pPr>
       <w:r>
-        <w:rPr>
-          <w:rFonts w:ascii="Malgun Gothic" w:hAnsi="Malgun Gothic" w:eastAsia="맑은 고딕"/>
-        </w:rPr>
-        <w:t>16. 죽은 코드</w:t>
-      </w:r>
-    </w:p>
-    <w:p>
-      <w:pPr>
-        <w:pStyle w:val="ListBullet"/>
-      </w:pPr>
-      <w:r>
-        <w:rPr>
-          <w:rFonts w:ascii="Malgun Gothic" w:hAnsi="Malgun Gothic" w:eastAsia="맑은 고딕"/>
-          <w:color w:val="B03060"/>
-        </w:rPr>
-        <w:t>TradeStatement.tsx</w:t>
-      </w:r>
-      <w:r>
-        <w:rPr>
-          <w:rFonts w:ascii="Malgun Gothic" w:hAnsi="Malgun Gothic" w:eastAsia="맑은 고딕"/>
-        </w:rPr>
-        <w:t xml:space="preserve">의 </w:t>
-      </w:r>
-      <w:r>
-        <w:rPr>
-          <w:rFonts w:ascii="Malgun Gothic" w:hAnsi="Malgun Gothic" w:eastAsia="맑은 고딕"/>
-          <w:color w:val="B03060"/>
-        </w:rPr>
-        <w:t>{false &amp;&amp; (...)}</w:t>
-      </w:r>
-      <w:r>
-        <w:rPr>
-          <w:rFonts w:ascii="Malgun Gothic" w:hAnsi="Malgun Gothic" w:eastAsia="맑은 고딕"/>
-        </w:rPr>
-        <w:t xml:space="preserve"> 세금계산서 블록(약 1597행) — TaxStatement로 이전됨.</w:t>
-      </w:r>
-    </w:p>
-    <w:p>
-      <w:pPr>
-        <w:pStyle w:val="ListBullet"/>
-      </w:pPr>
-      <w:r>
-        <w:rPr>
-          <w:rFonts w:ascii="Malgun Gothic" w:hAnsi="Malgun Gothic" w:eastAsia="맑은 고딕"/>
-        </w:rPr>
-        <w:t xml:space="preserve">이제 안 쓰는 </w:t>
-      </w:r>
-      <w:r>
-        <w:rPr>
-          <w:rFonts w:ascii="Malgun Gothic" w:hAnsi="Malgun Gothic" w:eastAsia="맑은 고딕"/>
-          <w:color w:val="B03060"/>
-        </w:rPr>
-        <w:t>onMarkStatementReceived</w:t>
-      </w:r>
-      <w:r>
-        <w:rPr>
-          <w:rFonts w:ascii="Malgun Gothic" w:hAnsi="Malgun Gothic" w:eastAsia="맑은 고딕"/>
-        </w:rPr>
-        <w:t xml:space="preserve"> prop/핸들러(전표 기반 입고확인 제거 후).</w:t>
-      </w:r>
-    </w:p>
-    <w:p>
-      <w:pPr>
-        <w:pStyle w:val="Heading2"/>
-      </w:pPr>
-      <w:r>
-        <w:rPr>
-          <w:rFonts w:ascii="Malgun Gothic" w:hAnsi="Malgun Gothic" w:eastAsia="맑은 고딕"/>
-        </w:rPr>
-        <w:t>17. 주문 상태 enum 혼재</w:t>
-      </w:r>
-    </w:p>
-    <w:p>
-      <w:pPr>
-        <w:pStyle w:val="ListBullet"/>
-      </w:pPr>
-      <w:r>
-        <w:rPr>
-          <w:rFonts w:ascii="Malgun Gothic" w:hAnsi="Malgun Gothic" w:eastAsia="맑은 고딕"/>
-        </w:rPr>
-        <w:t xml:space="preserve">일부 코드가 </w:t>
-      </w:r>
-      <w:r>
-        <w:rPr>
-          <w:rFonts w:ascii="Malgun Gothic" w:hAnsi="Malgun Gothic" w:eastAsia="맑은 고딕"/>
-          <w:color w:val="B03060"/>
-        </w:rPr>
-        <w:t>OrderStatus.SHIPPED</w:t>
-      </w:r>
-      <w:r>
-        <w:rPr>
-          <w:rFonts w:ascii="Malgun Gothic" w:hAnsi="Malgun Gothic" w:eastAsia="맑은 고딕"/>
-        </w:rPr>
-        <w:t xml:space="preserve"> 참조, 실제 데이터는 </w:t>
-      </w:r>
-      <w:r>
-        <w:rPr>
-          <w:rFonts w:ascii="Malgun Gothic" w:hAnsi="Malgun Gothic" w:eastAsia="맑은 고딕"/>
-          <w:color w:val="B03060"/>
-        </w:rPr>
-        <w:t>DELIVERED</w:t>
-      </w:r>
-      <w:r>
-        <w:rPr>
-          <w:rFonts w:ascii="Malgun Gothic" w:hAnsi="Malgun Gothic" w:eastAsia="맑은 고딕"/>
-        </w:rPr>
-        <w:t>. (예: 생산판매기록부 필터에서 0건 나오던 원인 계열)</w:t>
-      </w:r>
-    </w:p>
-    <w:p>
-      <w:pPr>
-        <w:pStyle w:val="ListBullet"/>
-      </w:pPr>
-      <w:r>
-        <w:rPr>
-          <w:rFonts w:ascii="Malgun Gothic" w:hAnsi="Malgun Gothic" w:eastAsia="맑은 고딕"/>
-          <w:b/>
-        </w:rPr>
-        <w:t>방향</w:t>
-      </w:r>
-      <w:r>
-        <w:rPr>
-          <w:rFonts w:ascii="Malgun Gothic" w:hAnsi="Malgun Gothic" w:eastAsia="맑은 고딕"/>
-        </w:rPr>
-        <w:t>: 상태값 표준화 후 참조 정리.</w:t>
-      </w:r>
-    </w:p>
-    <w:p>
-      <w:pPr>
-        <w:pStyle w:val="Heading2"/>
-      </w:pPr>
-      <w:r>
-        <w:rPr>
-          <w:rFonts w:ascii="Malgun Gothic" w:hAnsi="Malgun Gothic" w:eastAsia="맑은 고딕"/>
-        </w:rPr>
-        <w:t>18. native alert/confirm 100곳</w:t>
-      </w:r>
-    </w:p>
-    <w:p>
-      <w:pPr>
-        <w:pStyle w:val="ListBullet"/>
-      </w:pPr>
-      <w:r>
-        <w:rPr>
-          <w:rFonts w:ascii="Malgun Gothic" w:hAnsi="Malgun Gothic" w:eastAsia="맑은 고딕"/>
-        </w:rPr>
-        <w:t>브라우저 기본 다이얼로그 100곳 — 블로킹·비일관 UX.</w:t>
-      </w:r>
-    </w:p>
-    <w:p>
-      <w:pPr>
-        <w:pStyle w:val="ListBullet"/>
-      </w:pPr>
-      <w:r>
-        <w:rPr>
-          <w:rFonts w:ascii="Malgun Gothic" w:hAnsi="Malgun Gothic" w:eastAsia="맑은 고딕"/>
-          <w:b/>
-        </w:rPr>
-        <w:t>방향</w:t>
-      </w:r>
-      <w:r>
-        <w:rPr>
-          <w:rFonts w:ascii="Malgun Gothic" w:hAnsi="Malgun Gothic" w:eastAsia="맑은 고딕"/>
-        </w:rPr>
-        <w:t>: 인앱 확인 모달/토스트 컴포넌트로 통일.</w:t>
-      </w:r>
-    </w:p>
-    <w:p>
-      <w:pPr>
-        <w:pBdr>
-          <w:bottom w:val="single" w:sz="6" w:space="1" w:color="CCCCCC"/>
-        </w:pBdr>
-      </w:pPr>
-    </w:p>
-    <w:p>
-      <w:pPr>
-        <w:pStyle w:val="Heading1"/>
-      </w:pPr>
-      <w:r>
-        <w:rPr>
-          <w:rFonts w:ascii="Malgun Gothic" w:hAnsi="Malgun Gothic" w:eastAsia="맑은 고딕"/>
-        </w:rPr>
         <w:t>참고 — 메모의 미결 설계 (미구현)</w:t>
       </w:r>
     </w:p>
@@ -2712,15 +850,11 @@
       </w:pPr>
       <w:r>
         <w:rPr>
-          <w:rFonts w:ascii="Malgun Gothic" w:hAnsi="Malgun Gothic" w:eastAsia="맑은 고딕"/>
           <w:b/>
         </w:rPr>
         <w:t>OEM 재고처리</w:t>
       </w:r>
       <w:r>
-        <w:rPr>
-          <w:rFonts w:ascii="Malgun Gothic" w:hAnsi="Malgun Gothic" w:eastAsia="맑은 고딕"/>
-        </w:rPr>
         <w:t>(완사입/임가공): procureType + 외주창고 + Backflushing + 가공비전표.</w:t>
       </w:r>
     </w:p>
@@ -2730,15 +864,11 @@
       </w:pPr>
       <w:r>
         <w:rPr>
-          <w:rFonts w:ascii="Malgun Gothic" w:hAnsi="Malgun Gothic" w:eastAsia="맑은 고딕"/>
           <w:b/>
         </w:rPr>
         <w:t>박스/낱개 variant 재고</w:t>
       </w:r>
       <w:r>
-        <w:rPr>
-          <w:rFonts w:ascii="Malgun Gothic" w:hAnsi="Malgun Gothic" w:eastAsia="맑은 고딕"/>
-        </w:rPr>
         <w:t>: 품목 1개 + 박스규격별 variantStocks + 공유 낱개(제조 기능과 한 몸).</w:t>
       </w:r>
     </w:p>
@@ -2748,34 +878,12 @@
       </w:pPr>
       <w:r>
         <w:rPr>
-          <w:rFonts w:ascii="Malgun Gothic" w:hAnsi="Malgun Gothic" w:eastAsia="맑은 고딕"/>
           <w:b/>
         </w:rPr>
-        <w:t>BOM 출고 차감 일반화</w:t>
+        <w:t>선제조형 반제품 생산 이벤트</w:t>
       </w:r>
       <w:r>
-        <w:rPr>
-          <w:rFonts w:ascii="Malgun Gothic" w:hAnsi="Malgun Gothic" w:eastAsia="맑은 고딕"/>
-        </w:rPr>
-        <w:t>: 배송/선물세트 출고 BOM 차감, 선제조형 vs Phantom/Kit 결정 필요.</w:t>
-      </w:r>
-    </w:p>
-    <w:p>
-      <w:pPr>
-        <w:pBdr>
-          <w:bottom w:val="single" w:sz="6" w:space="1" w:color="CCCCCC"/>
-        </w:pBdr>
-      </w:pPr>
-    </w:p>
-    <w:p>
-      <w:pPr>
-        <w:pStyle w:val="Heading1"/>
-      </w:pPr>
-      <w:r>
-        <w:rPr>
-          <w:rFonts w:ascii="Malgun Gothic" w:hAnsi="Malgun Gothic" w:eastAsia="맑은 고딕"/>
-        </w:rPr>
-        <w:t>처리 완료 이력 (참고)</w:t>
+        <w:t>: 주문과 무관한 반제품 생산 시 원료 차감 + 반제품 재고풀.</w:t>
       </w:r>
     </w:p>
     <w:p>
@@ -2783,9 +891,14 @@
         <w:pStyle w:val="Heading2"/>
       </w:pPr>
       <w:r>
-        <w:rPr>
-          <w:rFonts w:ascii="Malgun Gothic" w:hAnsi="Malgun Gothic" w:eastAsia="맑은 고딕"/>
-        </w:rPr>
+        <w:t>처리 완료 이력 (참고)</w:t>
+      </w:r>
+    </w:p>
+    <w:p>
+      <w:pPr>
+        <w:pStyle w:val="Heading3"/>
+      </w:pPr>
+      <w:r>
         <w:t>2026-07-03</w:t>
       </w:r>
     </w:p>
@@ -2794,10 +907,55 @@
         <w:pStyle w:val="ListBullet"/>
       </w:pPr>
       <w:r>
-        <w:rPr>
-          <w:rFonts w:ascii="Malgun Gothic" w:hAnsi="Malgun Gothic" w:eastAsia="맑은 고딕"/>
-        </w:rPr>
-        <w:t>헤더 UI 통일(탭=헤더 우측, 버튼=콘텐츠 행), 모바일 최적화.</w:t>
+        <w:t>헤더 UI 통일, 모바일 최적화. 7/2 실사 기준 원료 lot 재설정 + 수불부 보정.</w:t>
+      </w:r>
+    </w:p>
+    <w:p>
+      <w:pPr>
+        <w:pStyle w:val="ListBullet"/>
+      </w:pPr>
+      <w:r>
+        <w:t>재고 변경 경로 lot 경유화. 전표 기반 입고확인 제거 → 매입전표=발주카드 생성/입고확정 일원화.</w:t>
+      </w:r>
+    </w:p>
+    <w:p>
+      <w:pPr>
+        <w:pStyle w:val="ListBullet"/>
+      </w:pPr>
+      <w:r>
+        <w:t>OEM/타브랜드 8종 BOM 추가. 생산실적 정방향 lot 추적 + 요약 + 페이지네이션.</w:t>
+      </w:r>
+    </w:p>
+    <w:p>
+      <w:pPr>
+        <w:pStyle w:val="Heading3"/>
+      </w:pPr>
+      <w:r>
+        <w:t>2026-07-05</w:t>
+      </w:r>
+    </w:p>
+    <w:p>
+      <w:pPr>
+        <w:pStyle w:val="ListBullet"/>
+      </w:pPr>
+      <w:r>
+        <w:t>#15 부분 — partner_item 스키마 통일(레거시→camelCase, DB 750개 마이그레이션).</w:t>
+      </w:r>
+    </w:p>
+    <w:p>
+      <w:pPr>
+        <w:pStyle w:val="ListBullet"/>
+      </w:pPr>
+      <w:r>
+        <w:t>매입전표 품목 누락(다매입처)·전표 수정 단가 이중 부가세·주문카드 완제품 목록·매출전표 스마트스토어 제외 수정.</w:t>
+      </w:r>
+    </w:p>
+    <w:p>
+      <w:pPr>
+        <w:pStyle w:val="Heading3"/>
+      </w:pPr>
+      <w:r>
+        <w:t>2026-07-10</w:t>
       </w:r>
     </w:p>
     <w:p>
@@ -2806,9 +964,12 @@
       </w:pPr>
       <w:r>
         <w:rPr>
-          <w:rFonts w:ascii="Malgun Gothic" w:hAnsi="Malgun Gothic" w:eastAsia="맑은 고딕"/>
+          <w:b/>
         </w:rPr>
-        <w:t>7/2 실사 기준 원료 lot 재설정 + 수불부 보정.</w:t>
+        <w:t>#2 완료</w:t>
+      </w:r>
+      <w:r>
+        <w:t xml:space="preserve"> — 원료 재고 화면 lots 단일 소스화.</w:t>
       </w:r>
     </w:p>
     <w:p>
@@ -2817,9 +978,12 @@
       </w:pPr>
       <w:r>
         <w:rPr>
-          <w:rFonts w:ascii="Malgun Gothic" w:hAnsi="Malgun Gothic" w:eastAsia="맑은 고딕"/>
+          <w:b/>
         </w:rPr>
-        <w:t>재고 변경 경로 lot 경유화(재고조정·반품·정정·행수정).</w:t>
+        <w:t>#1 완료</w:t>
+      </w:r>
+      <w:r>
+        <w:t xml:space="preserve"> — 소진 lot 6개월 보존 후 정리(pruneDepletedLots).</w:t>
       </w:r>
     </w:p>
     <w:p>
@@ -2828,9 +992,12 @@
       </w:pPr>
       <w:r>
         <w:rPr>
-          <w:rFonts w:ascii="Malgun Gothic" w:hAnsi="Malgun Gothic" w:eastAsia="맑은 고딕"/>
+          <w:b/>
         </w:rPr>
-        <w:t>전표 기반 입고확인 제거 → 매입전표=발주카드 생성, 입고확정으로 일원화.</w:t>
+        <w:t>#5 완료</w:t>
+      </w:r>
+      <w:r>
+        <w:t xml:space="preserve"> — 로트 역추적·리콜 패널.</w:t>
       </w:r>
     </w:p>
     <w:p>
@@ -2839,9 +1006,12 @@
       </w:pPr>
       <w:r>
         <w:rPr>
-          <w:rFonts w:ascii="Malgun Gothic" w:hAnsi="Malgun Gothic" w:eastAsia="맑은 고딕"/>
+          <w:b/>
         </w:rPr>
-        <w:t>OEM/타브랜드 참기름·들기름 8종 BOM 추가(완제품 171개 전부 커버).</w:t>
+        <w:t>#4 완료</w:t>
+      </w:r>
+      <w:r>
+        <w:t xml:space="preserve"> — 생산/출고 재고 분리(작업완료 생산처리 + 출고 차감 + 되돌리기), reconcileOrderStock/changeOrderStatus.</w:t>
       </w:r>
     </w:p>
     <w:p>
@@ -2850,20 +1020,36 @@
       </w:pPr>
       <w:r>
         <w:rPr>
-          <w:rFonts w:ascii="Malgun Gothic" w:hAnsi="Malgun Gothic" w:eastAsia="맑은 고딕"/>
+          <w:b/>
         </w:rPr>
-        <w:t>생산실적: 정방향 원료 lot 추적 + 제품종류별 요약 + 이력 페이지네이션.</w:t>
+        <w:t>#6 대부분</w:t>
+      </w:r>
+      <w:r>
+        <w:t xml:space="preserve"> — 즉석배합(phantom) 반제품 재귀 전개 차감(buildFormula).</w:t>
       </w:r>
     </w:p>
     <w:p>
       <w:pPr>
-        <w:pStyle w:val="Heading2"/>
+        <w:pStyle w:val="ListBullet"/>
       </w:pPr>
       <w:r>
-        <w:rPr>
-          <w:rFonts w:ascii="Malgun Gothic" w:hAnsi="Malgun Gothic" w:eastAsia="맑은 고딕"/>
-        </w:rPr>
-        <w:t>2026-07-05</w:t>
+        <w:t>원료 배합·수율 편집 UI(품목 정보 수정). 수율 하드코딩 → item_formula 데이터화. BOM·재고 정합성 점검 패널.</w:t>
+      </w:r>
+    </w:p>
+    <w:p>
+      <w:pPr>
+        <w:pStyle w:val="ListBullet"/>
+      </w:pPr>
+      <w:r>
+        <w:t>테이프 재고 차감·부족경고 제외. 선입고 이력 전표발행 1일 뒤 자동삭제.</w:t>
+      </w:r>
+    </w:p>
+    <w:p>
+      <w:pPr>
+        <w:pStyle w:val="Heading3"/>
+      </w:pPr>
+      <w:r>
+        <w:t>2026-07-11</w:t>
       </w:r>
     </w:p>
     <w:p>
@@ -2872,120 +1058,12 @@
       </w:pPr>
       <w:r>
         <w:rPr>
-          <w:rFonts w:ascii="Malgun Gothic" w:hAnsi="Malgun Gothic" w:eastAsia="맑은 고딕"/>
           <w:b/>
         </w:rPr>
-        <w:t>#15 부분 완료</w:t>
+        <w:t>자주 쓰는 비용 항목 프리셋</w:t>
       </w:r>
       <w:r>
-        <w:rPr>
-          <w:rFonts w:ascii="Malgun Gothic" w:hAnsi="Malgun Gothic" w:eastAsia="맑은 고딕"/>
-        </w:rPr>
-        <w:t xml:space="preserve"> — partner_item 스키마 통일: 레거시 </w:t>
-      </w:r>
-      <w:r>
-        <w:rPr>
-          <w:rFonts w:ascii="Malgun Gothic" w:hAnsi="Malgun Gothic" w:eastAsia="맑은 고딕"/>
-          <w:color w:val="B03060"/>
-        </w:rPr>
-        <w:t>Item_ID</w:t>
-      </w:r>
-      <w:r>
-        <w:rPr>
-          <w:rFonts w:ascii="Malgun Gothic" w:hAnsi="Malgun Gothic" w:eastAsia="맑은 고딕"/>
-        </w:rPr>
-        <w:t>/</w:t>
-      </w:r>
-      <w:r>
-        <w:rPr>
-          <w:rFonts w:ascii="Malgun Gothic" w:hAnsi="Malgun Gothic" w:eastAsia="맑은 고딕"/>
-          <w:color w:val="B03060"/>
-        </w:rPr>
-        <w:t>Partner_ID</w:t>
-      </w:r>
-      <w:r>
-        <w:rPr>
-          <w:rFonts w:ascii="Malgun Gothic" w:hAnsi="Malgun Gothic" w:eastAsia="맑은 고딕"/>
-        </w:rPr>
-        <w:t>/</w:t>
-      </w:r>
-      <w:r>
-        <w:rPr>
-          <w:rFonts w:ascii="Malgun Gothic" w:hAnsi="Malgun Gothic" w:eastAsia="맑은 고딕"/>
-          <w:color w:val="B03060"/>
-        </w:rPr>
-        <w:t>Standard_Price</w:t>
-      </w:r>
-      <w:r>
-        <w:rPr>
-          <w:rFonts w:ascii="Malgun Gothic" w:hAnsi="Malgun Gothic" w:eastAsia="맑은 고딕"/>
-        </w:rPr>
-        <w:t>/</w:t>
-      </w:r>
-      <w:r>
-        <w:rPr>
-          <w:rFonts w:ascii="Malgun Gothic" w:hAnsi="Malgun Gothic" w:eastAsia="맑은 고딕"/>
-          <w:color w:val="B03060"/>
-        </w:rPr>
-        <w:t>item_id</w:t>
-      </w:r>
-      <w:r>
-        <w:rPr>
-          <w:rFonts w:ascii="Malgun Gothic" w:hAnsi="Malgun Gothic" w:eastAsia="맑은 고딕"/>
-        </w:rPr>
-        <w:t>/</w:t>
-      </w:r>
-      <w:r>
-        <w:rPr>
-          <w:rFonts w:ascii="Malgun Gothic" w:hAnsi="Malgun Gothic" w:eastAsia="맑은 고딕"/>
-          <w:color w:val="B03060"/>
-        </w:rPr>
-        <w:t>customer_id</w:t>
-      </w:r>
-      <w:r>
-        <w:rPr>
-          <w:rFonts w:ascii="Malgun Gothic" w:hAnsi="Malgun Gothic" w:eastAsia="맑은 고딕"/>
-        </w:rPr>
-        <w:t xml:space="preserve"> → canonical </w:t>
-      </w:r>
-      <w:r>
-        <w:rPr>
-          <w:rFonts w:ascii="Malgun Gothic" w:hAnsi="Malgun Gothic" w:eastAsia="맑은 고딕"/>
-          <w:color w:val="B03060"/>
-        </w:rPr>
-        <w:t>itemId</w:t>
-      </w:r>
-      <w:r>
-        <w:rPr>
-          <w:rFonts w:ascii="Malgun Gothic" w:hAnsi="Malgun Gothic" w:eastAsia="맑은 고딕"/>
-        </w:rPr>
-        <w:t>/</w:t>
-      </w:r>
-      <w:r>
-        <w:rPr>
-          <w:rFonts w:ascii="Malgun Gothic" w:hAnsi="Malgun Gothic" w:eastAsia="맑은 고딕"/>
-          <w:color w:val="B03060"/>
-        </w:rPr>
-        <w:t>partnerId</w:t>
-      </w:r>
-      <w:r>
-        <w:rPr>
-          <w:rFonts w:ascii="Malgun Gothic" w:hAnsi="Malgun Gothic" w:eastAsia="맑은 고딕"/>
-        </w:rPr>
-        <w:t>/</w:t>
-      </w:r>
-      <w:r>
-        <w:rPr>
-          <w:rFonts w:ascii="Malgun Gothic" w:hAnsi="Malgun Gothic" w:eastAsia="맑은 고딕"/>
-          <w:color w:val="B03060"/>
-        </w:rPr>
-        <w:t>price</w:t>
-      </w:r>
-      <w:r>
-        <w:rPr>
-          <w:rFonts w:ascii="Malgun Gothic" w:hAnsi="Malgun Gothic" w:eastAsia="맑은 고딕"/>
-        </w:rPr>
-        <w:t>. DB 750개 문서 마이그레이션(백필→레거시 삭제) + write 경로·쿼리 정규화 완료.</w:t>
+        <w:t>(전용 컬렉션) — 거래명세서 직접입력 빠른 추가.</w:t>
       </w:r>
     </w:p>
     <w:p>
@@ -2994,9 +1072,12 @@
       </w:pPr>
       <w:r>
         <w:rPr>
-          <w:rFonts w:ascii="Malgun Gothic" w:hAnsi="Malgun Gothic" w:eastAsia="맑은 고딕"/>
+          <w:b/>
         </w:rPr>
-        <w:t>매입전표 품목 누락 수정 — 한 품목에 매입처가 여럿이면 목록에서 빠지던 문제(psMap 단일매핑 → partnerIn 직접 조회).</w:t>
+        <w:t>비용 전표 수동 발행</w:t>
+      </w:r>
+      <w:r>
+        <w:t>(거래처 없이 계정과목+금액) — 은행이자·카드요금·공과금 등.</w:t>
       </w:r>
     </w:p>
     <w:p>
@@ -3005,9 +1086,12 @@
       </w:pPr>
       <w:r>
         <w:rPr>
-          <w:rFonts w:ascii="Malgun Gothic" w:hAnsi="Malgun Gothic" w:eastAsia="맑은 고딕"/>
+          <w:b/>
         </w:rPr>
-        <w:t>전표 수정모드 단가 이중 부가세차감 수정(저장된 부가세포함 단가 로드).</w:t>
+        <w:t>계정그룹·계정과목 인라인 수정</w:t>
+      </w:r>
+      <w:r>
+        <w:t xml:space="preserve"> + 코드 번호순 정렬.</w:t>
       </w:r>
     </w:p>
     <w:p>
@@ -3016,22 +1100,12 @@
       </w:pPr>
       <w:r>
         <w:rPr>
-          <w:rFonts w:ascii="Malgun Gothic" w:hAnsi="Malgun Gothic" w:eastAsia="맑은 고딕"/>
+          <w:b/>
         </w:rPr>
-        <w:t xml:space="preserve">주문카드 수정 시 완제품 목록 안 뜨던 문제 수정(items엔 없는 </w:t>
+        <w:t>전표 품목 추가/피커 전품목 검색</w:t>
       </w:r>
       <w:r>
-        <w:rPr>
-          <w:rFonts w:ascii="Malgun Gothic" w:hAnsi="Malgun Gothic" w:eastAsia="맑은 고딕"/>
-          <w:color w:val="B03060"/>
-        </w:rPr>
-        <w:t>partnerId</w:t>
-      </w:r>
-      <w:r>
-        <w:rPr>
-          <w:rFonts w:ascii="Malgun Gothic" w:hAnsi="Malgun Gothic" w:eastAsia="맑은 고딕"/>
-        </w:rPr>
-        <w:t xml:space="preserve"> 비교 → partnerItems 연결 기준).</w:t>
+        <w:t xml:space="preserve"> + 검색 드롭다운 높이 고정(타이핑 시 흔들림 제거).</w:t>
       </w:r>
     </w:p>
     <w:p>
@@ -3040,9 +1114,34 @@
       </w:pPr>
       <w:r>
         <w:rPr>
-          <w:rFonts w:ascii="Malgun Gothic" w:hAnsi="Malgun Gothic" w:eastAsia="맑은 고딕"/>
+          <w:b/>
         </w:rPr>
-        <w:t>매출전표 진행주문 목록에서 스마트스토어 거래처 제외.</w:t>
+        <w:t>간접법 현금흐름표</w:t>
+      </w:r>
+      <w:r>
+        <w:t>(월별/기간, 순이익→운전자본 조정 + 수동 투자·재무·기초현금 이월).</w:t>
+      </w:r>
+    </w:p>
+    <w:p>
+      <w:pPr>
+        <w:pStyle w:val="ListBullet"/>
+      </w:pPr>
+      <w:r>
+        <w:rPr>
+          <w:b/>
+        </w:rPr>
+        <w:t>🐞 issuedStatements "최근 7일만 로딩" 버그 수정 → 전체 로딩</w:t>
+      </w:r>
+      <w:r>
+        <w:t xml:space="preserve"> (손익·현금흐름·미수금 정상화). ← B 항목 참조.</w:t>
+      </w:r>
+    </w:p>
+    <w:p>
+      <w:pPr>
+        <w:pStyle w:val="ListBullet"/>
+      </w:pPr>
+      <w:r>
+        <w:t>'주문 불러오기' 버튼 목록 복귀 수정.</w:t>
       </w:r>
     </w:p>
     <w:sectPr>
@@ -3419,7 +1518,7 @@
     <w:qFormat/>
     <w:rsid w:val="00FC693F"/>
     <w:rPr>
-      <w:rFonts w:ascii="Malgun Gothic" w:hAnsi="Malgun Gothic" w:eastAsia="맑은 고딕"/>
+      <w:rFonts w:ascii="맑은 고딕" w:hAnsi="맑은 고딕" w:eastAsia="맑은 고딕"/>
       <w:sz w:val="21"/>
     </w:rPr>
   </w:style>
@@ -3482,7 +1581,7 @@
       <w:outlineLvl w:val="0"/>
     </w:pPr>
     <w:rPr>
-      <w:rFonts w:asciiTheme="majorHAnsi" w:eastAsiaTheme="majorEastAsia" w:hAnsiTheme="majorHAnsi" w:cstheme="majorBidi" w:ascii="Malgun Gothic" w:hAnsi="Malgun Gothic" w:eastAsia="맑은 고딕"/>
+      <w:rFonts w:asciiTheme="majorHAnsi" w:eastAsiaTheme="majorEastAsia" w:hAnsiTheme="majorHAnsi" w:cstheme="majorBidi"/>
       <w:b/>
       <w:bCs/>
       <w:color w:val="365F91" w:themeColor="accent1" w:themeShade="BF"/>
@@ -3506,7 +1605,7 @@
       <w:outlineLvl w:val="1"/>
     </w:pPr>
     <w:rPr>
-      <w:rFonts w:asciiTheme="majorHAnsi" w:eastAsiaTheme="majorEastAsia" w:hAnsiTheme="majorHAnsi" w:cstheme="majorBidi" w:ascii="Malgun Gothic" w:hAnsi="Malgun Gothic" w:eastAsia="맑은 고딕"/>
+      <w:rFonts w:asciiTheme="majorHAnsi" w:eastAsiaTheme="majorEastAsia" w:hAnsiTheme="majorHAnsi" w:cstheme="majorBidi"/>
       <w:b/>
       <w:bCs/>
       <w:color w:val="4F81BD" w:themeColor="accent1"/>
@@ -3530,7 +1629,7 @@
       <w:outlineLvl w:val="2"/>
     </w:pPr>
     <w:rPr>
-      <w:rFonts w:asciiTheme="majorHAnsi" w:eastAsiaTheme="majorEastAsia" w:hAnsiTheme="majorHAnsi" w:cstheme="majorBidi" w:ascii="Malgun Gothic" w:hAnsi="Malgun Gothic" w:eastAsia="맑은 고딕"/>
+      <w:rFonts w:asciiTheme="majorHAnsi" w:eastAsiaTheme="majorEastAsia" w:hAnsiTheme="majorHAnsi" w:cstheme="majorBidi"/>
       <w:b/>
       <w:bCs/>
       <w:color w:val="4F81BD" w:themeColor="accent1"/>
